--- a/Science Books/QED Course/Lesson 35 Quantizing the Dirac Field.docx
+++ b/Science Books/QED Course/Lesson 35 Quantizing the Dirac Field.docx
@@ -631,7 +631,187 @@
       <m:oMathPara>
         <m:oMath>
           <m:r>
-            <m:t xml:space="preserve">{ψ_a(t, x), ψ_b†(t, y)} = δ_ab δ³(x − y),    {ψ_a, ψ_b} = {ψ_a†, ψ_b†} = 0</m:t>
+            <m:t xml:space="preserve">{</m:t>
+          </m:r>
+          <m:sSub>
+            <m:e>
+              <m:r>
+                <m:t xml:space="preserve">ψ</m:t>
+              </m:r>
+            </m:e>
+            <m:sub>
+              <m:r>
+                <m:t xml:space="preserve">a</m:t>
+              </m:r>
+            </m:sub>
+          </m:sSub>
+          <m:d>
+            <m:dPr/>
+            <m:e>
+              <m:r>
+                <m:t xml:space="preserve">t</m:t>
+              </m:r>
+              <m:r>
+                <m:t xml:space="preserve">,</m:t>
+              </m:r>
+              <m:r>
+                <m:t xml:space="preserve">x</m:t>
+              </m:r>
+            </m:e>
+          </m:d>
+          <m:r>
+            <m:t xml:space="preserve">,</m:t>
+          </m:r>
+          <m:sSub>
+            <m:e>
+              <m:r>
+                <m:t xml:space="preserve">ψ</m:t>
+              </m:r>
+            </m:e>
+            <m:sub>
+              <m:r>
+                <m:t xml:space="preserve">b†</m:t>
+              </m:r>
+            </m:sub>
+          </m:sSub>
+          <m:d>
+            <m:dPr/>
+            <m:e>
+              <m:r>
+                <m:t xml:space="preserve">t</m:t>
+              </m:r>
+              <m:r>
+                <m:t xml:space="preserve">,</m:t>
+              </m:r>
+              <m:r>
+                <m:t xml:space="preserve">y</m:t>
+              </m:r>
+            </m:e>
+          </m:d>
+          <m:r>
+            <m:t xml:space="preserve">}</m:t>
+          </m:r>
+          <m:r>
+            <m:t xml:space="preserve">=</m:t>
+          </m:r>
+          <m:sSub>
+            <m:e>
+              <m:r>
+                <m:t xml:space="preserve">δ</m:t>
+              </m:r>
+            </m:e>
+            <m:sub>
+              <m:r>
+                <m:t xml:space="preserve">ab</m:t>
+              </m:r>
+            </m:sub>
+          </m:sSub>
+          <m:r>
+            <m:t xml:space="preserve"> </m:t>
+          </m:r>
+          <m:sSup>
+            <m:e>
+              <m:r>
+                <m:t xml:space="preserve">δ</m:t>
+              </m:r>
+            </m:e>
+            <m:sup>
+              <m:r>
+                <m:t xml:space="preserve">3</m:t>
+              </m:r>
+            </m:sup>
+          </m:sSup>
+          <m:d>
+            <m:dPr/>
+            <m:e>
+              <m:r>
+                <m:t xml:space="preserve">x</m:t>
+              </m:r>
+              <m:r>
+                <m:t xml:space="preserve">−</m:t>
+              </m:r>
+              <m:r>
+                <m:t xml:space="preserve">y</m:t>
+              </m:r>
+            </m:e>
+          </m:d>
+          <m:r>
+            <m:t xml:space="preserve">,</m:t>
+          </m:r>
+          <m:r>
+            <m:t xml:space="preserve">{</m:t>
+          </m:r>
+          <m:sSub>
+            <m:e>
+              <m:r>
+                <m:t xml:space="preserve">ψ</m:t>
+              </m:r>
+            </m:e>
+            <m:sub>
+              <m:r>
+                <m:t xml:space="preserve">a</m:t>
+              </m:r>
+            </m:sub>
+          </m:sSub>
+          <m:r>
+            <m:t xml:space="preserve">,</m:t>
+          </m:r>
+          <m:sSub>
+            <m:e>
+              <m:r>
+                <m:t xml:space="preserve">ψ</m:t>
+              </m:r>
+            </m:e>
+            <m:sub>
+              <m:r>
+                <m:t xml:space="preserve">b</m:t>
+              </m:r>
+            </m:sub>
+          </m:sSub>
+          <m:r>
+            <m:t xml:space="preserve">}</m:t>
+          </m:r>
+          <m:r>
+            <m:t xml:space="preserve">=</m:t>
+          </m:r>
+          <m:r>
+            <m:t xml:space="preserve">{</m:t>
+          </m:r>
+          <m:sSub>
+            <m:e>
+              <m:r>
+                <m:t xml:space="preserve">ψ</m:t>
+              </m:r>
+            </m:e>
+            <m:sub>
+              <m:r>
+                <m:t xml:space="preserve">a†</m:t>
+              </m:r>
+            </m:sub>
+          </m:sSub>
+          <m:r>
+            <m:t xml:space="preserve">,</m:t>
+          </m:r>
+          <m:sSub>
+            <m:e>
+              <m:r>
+                <m:t xml:space="preserve">ψ</m:t>
+              </m:r>
+            </m:e>
+            <m:sub>
+              <m:r>
+                <m:t xml:space="preserve">b†</m:t>
+              </m:r>
+            </m:sub>
+          </m:sSub>
+          <m:r>
+            <m:t xml:space="preserve">}</m:t>
+          </m:r>
+          <m:r>
+            <m:t xml:space="preserve">=</m:t>
+          </m:r>
+          <m:r>
+            <m:t xml:space="preserve">0</m:t>
           </m:r>
         </m:oMath>
       </m:oMathPara>
@@ -670,7 +850,72 @@
       <m:oMathPara>
         <m:oMath>
           <m:r>
-            <m:t xml:space="preserve">{c, c†} = 1,    c² = 0,    (c†)² = 0</m:t>
+            <m:t xml:space="preserve">{</m:t>
+          </m:r>
+          <m:r>
+            <m:t xml:space="preserve">c</m:t>
+          </m:r>
+          <m:r>
+            <m:t xml:space="preserve">,</m:t>
+          </m:r>
+          <m:r>
+            <m:t xml:space="preserve">c†</m:t>
+          </m:r>
+          <m:r>
+            <m:t xml:space="preserve">}</m:t>
+          </m:r>
+          <m:r>
+            <m:t xml:space="preserve">=</m:t>
+          </m:r>
+          <m:r>
+            <m:t xml:space="preserve">1</m:t>
+          </m:r>
+          <m:r>
+            <m:t xml:space="preserve">,</m:t>
+          </m:r>
+          <m:sSup>
+            <m:e>
+              <m:r>
+                <m:t xml:space="preserve">c</m:t>
+              </m:r>
+            </m:e>
+            <m:sup>
+              <m:r>
+                <m:t xml:space="preserve">2</m:t>
+              </m:r>
+            </m:sup>
+          </m:sSup>
+          <m:r>
+            <m:t xml:space="preserve">=</m:t>
+          </m:r>
+          <m:r>
+            <m:t xml:space="preserve">0</m:t>
+          </m:r>
+          <m:r>
+            <m:t xml:space="preserve">,</m:t>
+          </m:r>
+          <m:sSup>
+            <m:e>
+              <m:d>
+                <m:dPr/>
+                <m:e>
+                  <m:r>
+                    <m:t xml:space="preserve">c†</m:t>
+                  </m:r>
+                </m:e>
+              </m:d>
+            </m:e>
+            <m:sup>
+              <m:r>
+                <m:t xml:space="preserve">2</m:t>
+              </m:r>
+            </m:sup>
+          </m:sSup>
+          <m:r>
+            <m:t xml:space="preserve">=</m:t>
+          </m:r>
+          <m:r>
+            <m:t xml:space="preserve">0</m:t>
           </m:r>
         </m:oMath>
       </m:oMathPara>
@@ -687,8 +932,96 @@
       </w:pPr>
       <m:oMathPara>
         <m:oMath>
+          <m:sSup>
+            <m:e>
+              <m:r>
+                <m:t xml:space="preserve">N</m:t>
+              </m:r>
+            </m:e>
+            <m:sup>
+              <m:r>
+                <m:t xml:space="preserve">2</m:t>
+              </m:r>
+            </m:sup>
+          </m:sSup>
           <m:r>
-            <m:t xml:space="preserve">N² = c†c c†c = c†(1 − c†c)c = c†c − (c†)²c² = N</m:t>
+            <m:t xml:space="preserve">=</m:t>
+          </m:r>
+          <m:r>
+            <m:t xml:space="preserve">c†c</m:t>
+          </m:r>
+          <m:r>
+            <m:t xml:space="preserve"> </m:t>
+          </m:r>
+          <m:r>
+            <m:t xml:space="preserve">c†c</m:t>
+          </m:r>
+          <m:r>
+            <m:t xml:space="preserve">=</m:t>
+          </m:r>
+          <m:r>
+            <m:t xml:space="preserve">c†</m:t>
+          </m:r>
+          <m:d>
+            <m:dPr/>
+            <m:e>
+              <m:r>
+                <m:t xml:space="preserve">1</m:t>
+              </m:r>
+              <m:r>
+                <m:t xml:space="preserve">−</m:t>
+              </m:r>
+              <m:r>
+                <m:t xml:space="preserve">c†c</m:t>
+              </m:r>
+            </m:e>
+          </m:d>
+          <m:r>
+            <m:t xml:space="preserve">c</m:t>
+          </m:r>
+          <m:r>
+            <m:t xml:space="preserve">=</m:t>
+          </m:r>
+          <m:r>
+            <m:t xml:space="preserve">c†c</m:t>
+          </m:r>
+          <m:r>
+            <m:t xml:space="preserve">−</m:t>
+          </m:r>
+          <m:sSup>
+            <m:e>
+              <m:d>
+                <m:dPr/>
+                <m:e>
+                  <m:r>
+                    <m:t xml:space="preserve">c†</m:t>
+                  </m:r>
+                </m:e>
+              </m:d>
+            </m:e>
+            <m:sup>
+              <m:r>
+                <m:t xml:space="preserve">2</m:t>
+              </m:r>
+            </m:sup>
+          </m:sSup>
+          <m:sSup>
+            <m:e>
+              <m:r>
+                <m:t xml:space="preserve">c</m:t>
+              </m:r>
+            </m:e>
+            <m:sup>
+              <m:r>
+                <m:t xml:space="preserve">2</m:t>
+              </m:r>
+            </m:sup>
+          </m:sSup>
+          <m:r>
+            <m:t xml:space="preserve">=</m:t>
+          </m:r>
+          <m:r>
+            <m:t xml:space="preserve">N</m:t>
           </m:r>
         </m:oMath>
       </m:oMathPara>
@@ -736,8 +1069,71 @@
       </w:pPr>
       <m:oMathPara>
         <m:oMath>
+          <m:sSub>
+            <m:e>
+              <m:r>
+                <m:t xml:space="preserve">c</m:t>
+              </m:r>
+            </m:e>
+            <m:sub>
+              <m:r>
+                <m:t xml:space="preserve">i†</m:t>
+              </m:r>
+            </m:sub>
+          </m:sSub>
+          <m:sSub>
+            <m:e>
+              <m:r>
+                <m:t xml:space="preserve">c</m:t>
+              </m:r>
+            </m:e>
+            <m:sub>
+              <m:r>
+                <m:t xml:space="preserve">j†</m:t>
+              </m:r>
+            </m:sub>
+          </m:sSub>
           <m:r>
-            <m:t xml:space="preserve">c_i†c_j†|0⟩ = − c_j†c_i†|0⟩</m:t>
+            <m:t xml:space="preserve">|</m:t>
+          </m:r>
+          <m:r>
+            <m:t xml:space="preserve">0⟩</m:t>
+          </m:r>
+          <m:r>
+            <m:t xml:space="preserve">=</m:t>
+          </m:r>
+          <m:r>
+            <m:t xml:space="preserve">−</m:t>
+          </m:r>
+          <m:sSub>
+            <m:e>
+              <m:r>
+                <m:t xml:space="preserve">c</m:t>
+              </m:r>
+            </m:e>
+            <m:sub>
+              <m:r>
+                <m:t xml:space="preserve">j†</m:t>
+              </m:r>
+            </m:sub>
+          </m:sSub>
+          <m:sSub>
+            <m:e>
+              <m:r>
+                <m:t xml:space="preserve">c</m:t>
+              </m:r>
+            </m:e>
+            <m:sub>
+              <m:r>
+                <m:t xml:space="preserve">i†</m:t>
+              </m:r>
+            </m:sub>
+          </m:sSub>
+          <m:r>
+            <m:t xml:space="preserve">|</m:t>
+          </m:r>
+          <m:r>
+            <m:t xml:space="preserve">0⟩</m:t>
           </m:r>
         </m:oMath>
       </m:oMathPara>
@@ -789,8 +1185,175 @@
       <m:oMathPara>
         <m:oMath>
           <m:r>
-            <m:t xml:space="preserve">ψ = u_s(p) e^(−ip·x)  (positive frequency, energy +E_p, momentum p),    ψ = v_s(p) e^(+ip·x)  (negative frequency)</m:t>
+            <m:t xml:space="preserve">ψ</m:t>
           </m:r>
+          <m:r>
+            <m:t xml:space="preserve">=</m:t>
+          </m:r>
+          <m:sSub>
+            <m:e>
+              <m:r>
+                <m:t xml:space="preserve">u</m:t>
+              </m:r>
+            </m:e>
+            <m:sub>
+              <m:r>
+                <m:t xml:space="preserve">s</m:t>
+              </m:r>
+            </m:sub>
+          </m:sSub>
+          <m:d>
+            <m:dPr/>
+            <m:e>
+              <m:r>
+                <m:t xml:space="preserve">p</m:t>
+              </m:r>
+            </m:e>
+          </m:d>
+          <m:r>
+            <m:t xml:space="preserve"> </m:t>
+          </m:r>
+          <m:sSup>
+            <m:e>
+              <m:r>
+                <m:t xml:space="preserve">e</m:t>
+              </m:r>
+            </m:e>
+            <m:sup>
+              <m:r>
+                <m:t xml:space="preserve">−</m:t>
+              </m:r>
+              <m:r>
+                <m:t xml:space="preserve">ip</m:t>
+              </m:r>
+              <m:r>
+                <m:t xml:space="preserve">·</m:t>
+              </m:r>
+              <m:r>
+                <m:t xml:space="preserve">x</m:t>
+              </m:r>
+            </m:sup>
+          </m:sSup>
+          <m:r>
+            <m:t xml:space="preserve"> </m:t>
+          </m:r>
+          <m:d>
+            <m:dPr/>
+            <m:e>
+              <m:r>
+                <m:t xml:space="preserve">positive</m:t>
+              </m:r>
+              <m:r>
+                <m:t xml:space="preserve"> </m:t>
+              </m:r>
+              <m:r>
+                <m:t xml:space="preserve">frequency</m:t>
+              </m:r>
+              <m:r>
+                <m:t xml:space="preserve">,</m:t>
+              </m:r>
+              <m:r>
+                <m:t xml:space="preserve">energy</m:t>
+              </m:r>
+              <m:r>
+                <m:t xml:space="preserve">+</m:t>
+              </m:r>
+              <m:sSub>
+                <m:e>
+                  <m:r>
+                    <m:t xml:space="preserve">E</m:t>
+                  </m:r>
+                </m:e>
+                <m:sub>
+                  <m:r>
+                    <m:t xml:space="preserve">p</m:t>
+                  </m:r>
+                </m:sub>
+              </m:sSub>
+              <m:r>
+                <m:t xml:space="preserve">,</m:t>
+              </m:r>
+              <m:r>
+                <m:t xml:space="preserve">momentum</m:t>
+              </m:r>
+              <m:r>
+                <m:t xml:space="preserve"> </m:t>
+              </m:r>
+              <m:r>
+                <m:t xml:space="preserve">p</m:t>
+              </m:r>
+            </m:e>
+          </m:d>
+          <m:r>
+            <m:t xml:space="preserve">,</m:t>
+          </m:r>
+          <m:r>
+            <m:t xml:space="preserve">ψ</m:t>
+          </m:r>
+          <m:r>
+            <m:t xml:space="preserve">=</m:t>
+          </m:r>
+          <m:sSub>
+            <m:e>
+              <m:r>
+                <m:t xml:space="preserve">v</m:t>
+              </m:r>
+            </m:e>
+            <m:sub>
+              <m:r>
+                <m:t xml:space="preserve">s</m:t>
+              </m:r>
+            </m:sub>
+          </m:sSub>
+          <m:d>
+            <m:dPr/>
+            <m:e>
+              <m:r>
+                <m:t xml:space="preserve">p</m:t>
+              </m:r>
+            </m:e>
+          </m:d>
+          <m:r>
+            <m:t xml:space="preserve"> </m:t>
+          </m:r>
+          <m:sSup>
+            <m:e>
+              <m:r>
+                <m:t xml:space="preserve">e</m:t>
+              </m:r>
+            </m:e>
+            <m:sup>
+              <m:r>
+                <m:t xml:space="preserve">+</m:t>
+              </m:r>
+              <m:r>
+                <m:t xml:space="preserve">ip</m:t>
+              </m:r>
+              <m:r>
+                <m:t xml:space="preserve">·</m:t>
+              </m:r>
+              <m:r>
+                <m:t xml:space="preserve">x</m:t>
+              </m:r>
+            </m:sup>
+          </m:sSup>
+          <m:r>
+            <m:t xml:space="preserve"> </m:t>
+          </m:r>
+          <m:d>
+            <m:dPr/>
+            <m:e>
+              <m:r>
+                <m:t xml:space="preserve">negative</m:t>
+              </m:r>
+              <m:r>
+                <m:t xml:space="preserve"> </m:t>
+              </m:r>
+              <m:r>
+                <m:t xml:space="preserve">frequency</m:t>
+              </m:r>
+            </m:e>
+          </m:d>
         </m:oMath>
       </m:oMathPara>
     </w:p>
@@ -806,8 +1369,264 @@
       </w:pPr>
       <m:oMathPara>
         <m:oMath>
+          <m:sSub>
+            <m:e>
+              <m:r>
+                <m:t xml:space="preserve">u</m:t>
+              </m:r>
+            </m:e>
+            <m:sub>
+              <m:r>
+                <m:t xml:space="preserve">s</m:t>
+              </m:r>
+            </m:sub>
+          </m:sSub>
+          <m:d>
+            <m:dPr/>
+            <m:e>
+              <m:r>
+                <m:t xml:space="preserve">p</m:t>
+              </m:r>
+            </m:e>
+          </m:d>
           <m:r>
-            <m:t xml:space="preserve">u_s(p) = √(E_p + m) [ χ_s, (σ·p)χ_s/(E_p + m) ]ᵀ,    v_s(p) = √(E_p + m) [ (σ·p)χ_s/(E_p + m), χ_s ]ᵀ</m:t>
+            <m:t xml:space="preserve">=</m:t>
+          </m:r>
+          <m:r>
+            <m:t xml:space="preserve">√</m:t>
+          </m:r>
+          <m:d>
+            <m:dPr/>
+            <m:e>
+              <m:sSub>
+                <m:e>
+                  <m:r>
+                    <m:t xml:space="preserve">E</m:t>
+                  </m:r>
+                </m:e>
+                <m:sub>
+                  <m:r>
+                    <m:t xml:space="preserve">p</m:t>
+                  </m:r>
+                </m:sub>
+              </m:sSub>
+              <m:r>
+                <m:t xml:space="preserve">+</m:t>
+              </m:r>
+              <m:r>
+                <m:t xml:space="preserve">m</m:t>
+              </m:r>
+            </m:e>
+          </m:d>
+          <m:r>
+            <m:t xml:space="preserve"> </m:t>
+          </m:r>
+          <m:d>
+            <m:dPr>
+              <m:begChr m:val="["/>
+              <m:endChr m:val="]"/>
+            </m:dPr>
+            <m:e>
+              <m:sSub>
+                <m:e>
+                  <m:r>
+                    <m:t xml:space="preserve">χ</m:t>
+                  </m:r>
+                </m:e>
+                <m:sub>
+                  <m:r>
+                    <m:t xml:space="preserve">s</m:t>
+                  </m:r>
+                </m:sub>
+              </m:sSub>
+              <m:r>
+                <m:t xml:space="preserve">,</m:t>
+              </m:r>
+              <m:f>
+                <m:num>
+                  <m:d>
+                    <m:dPr/>
+                    <m:e>
+                      <m:r>
+                        <m:t xml:space="preserve">σ</m:t>
+                      </m:r>
+                      <m:r>
+                        <m:t xml:space="preserve">·</m:t>
+                      </m:r>
+                      <m:r>
+                        <m:t xml:space="preserve">p</m:t>
+                      </m:r>
+                    </m:e>
+                  </m:d>
+                  <m:sSub>
+                    <m:e>
+                      <m:r>
+                        <m:t xml:space="preserve">χ</m:t>
+                      </m:r>
+                    </m:e>
+                    <m:sub>
+                      <m:r>
+                        <m:t xml:space="preserve">s</m:t>
+                      </m:r>
+                    </m:sub>
+                  </m:sSub>
+                </m:num>
+                <m:den>
+                  <m:sSub>
+                    <m:e>
+                      <m:r>
+                        <m:t xml:space="preserve">E</m:t>
+                      </m:r>
+                    </m:e>
+                    <m:sub>
+                      <m:r>
+                        <m:t xml:space="preserve">p</m:t>
+                      </m:r>
+                    </m:sub>
+                  </m:sSub>
+                  <m:r>
+                    <m:t xml:space="preserve">+</m:t>
+                  </m:r>
+                  <m:r>
+                    <m:t xml:space="preserve">m</m:t>
+                  </m:r>
+                </m:den>
+              </m:f>
+            </m:e>
+          </m:d>
+          <m:r>
+            <m:t xml:space="preserve">ᵀ</m:t>
+          </m:r>
+          <m:r>
+            <m:t xml:space="preserve">,</m:t>
+          </m:r>
+          <m:sSub>
+            <m:e>
+              <m:r>
+                <m:t xml:space="preserve">v</m:t>
+              </m:r>
+            </m:e>
+            <m:sub>
+              <m:r>
+                <m:t xml:space="preserve">s</m:t>
+              </m:r>
+            </m:sub>
+          </m:sSub>
+          <m:d>
+            <m:dPr/>
+            <m:e>
+              <m:r>
+                <m:t xml:space="preserve">p</m:t>
+              </m:r>
+            </m:e>
+          </m:d>
+          <m:r>
+            <m:t xml:space="preserve">=</m:t>
+          </m:r>
+          <m:r>
+            <m:t xml:space="preserve">√</m:t>
+          </m:r>
+          <m:d>
+            <m:dPr/>
+            <m:e>
+              <m:sSub>
+                <m:e>
+                  <m:r>
+                    <m:t xml:space="preserve">E</m:t>
+                  </m:r>
+                </m:e>
+                <m:sub>
+                  <m:r>
+                    <m:t xml:space="preserve">p</m:t>
+                  </m:r>
+                </m:sub>
+              </m:sSub>
+              <m:r>
+                <m:t xml:space="preserve">+</m:t>
+              </m:r>
+              <m:r>
+                <m:t xml:space="preserve">m</m:t>
+              </m:r>
+            </m:e>
+          </m:d>
+          <m:r>
+            <m:t xml:space="preserve"> </m:t>
+          </m:r>
+          <m:d>
+            <m:dPr>
+              <m:begChr m:val="["/>
+              <m:endChr m:val="]"/>
+            </m:dPr>
+            <m:e>
+              <m:f>
+                <m:num>
+                  <m:d>
+                    <m:dPr/>
+                    <m:e>
+                      <m:r>
+                        <m:t xml:space="preserve">σ</m:t>
+                      </m:r>
+                      <m:r>
+                        <m:t xml:space="preserve">·</m:t>
+                      </m:r>
+                      <m:r>
+                        <m:t xml:space="preserve">p</m:t>
+                      </m:r>
+                    </m:e>
+                  </m:d>
+                  <m:sSub>
+                    <m:e>
+                      <m:r>
+                        <m:t xml:space="preserve">χ</m:t>
+                      </m:r>
+                    </m:e>
+                    <m:sub>
+                      <m:r>
+                        <m:t xml:space="preserve">s</m:t>
+                      </m:r>
+                    </m:sub>
+                  </m:sSub>
+                </m:num>
+                <m:den>
+                  <m:sSub>
+                    <m:e>
+                      <m:r>
+                        <m:t xml:space="preserve">E</m:t>
+                      </m:r>
+                    </m:e>
+                    <m:sub>
+                      <m:r>
+                        <m:t xml:space="preserve">p</m:t>
+                      </m:r>
+                    </m:sub>
+                  </m:sSub>
+                  <m:r>
+                    <m:t xml:space="preserve">+</m:t>
+                  </m:r>
+                  <m:r>
+                    <m:t xml:space="preserve">m</m:t>
+                  </m:r>
+                </m:den>
+              </m:f>
+              <m:r>
+                <m:t xml:space="preserve">,</m:t>
+              </m:r>
+              <m:sSub>
+                <m:e>
+                  <m:r>
+                    <m:t xml:space="preserve">χ</m:t>
+                  </m:r>
+                </m:e>
+                <m:sub>
+                  <m:r>
+                    <m:t xml:space="preserve">s</m:t>
+                  </m:r>
+                </m:sub>
+              </m:sSub>
+            </m:e>
+          </m:d>
+          <m:r>
+            <m:t xml:space="preserve">ᵀ</m:t>
           </m:r>
         </m:oMath>
       </m:oMathPara>
@@ -837,8 +1656,252 @@
       </w:pPr>
       <m:oMathPara>
         <m:oMath>
+          <m:sSub>
+            <m:e>
+              <m:r>
+                <m:t xml:space="preserve">u</m:t>
+              </m:r>
+            </m:e>
+            <m:sub>
+              <m:r>
+                <m:t xml:space="preserve">s†</m:t>
+              </m:r>
+            </m:sub>
+          </m:sSub>
+          <m:d>
+            <m:dPr/>
+            <m:e>
+              <m:r>
+                <m:t xml:space="preserve">p</m:t>
+              </m:r>
+            </m:e>
+          </m:d>
+          <m:sSub>
+            <m:e>
+              <m:r>
+                <m:t xml:space="preserve">u</m:t>
+              </m:r>
+            </m:e>
+            <m:sub>
+              <m:r>
+                <m:t xml:space="preserve">r</m:t>
+              </m:r>
+            </m:sub>
+          </m:sSub>
+          <m:d>
+            <m:dPr/>
+            <m:e>
+              <m:r>
+                <m:t xml:space="preserve">p</m:t>
+              </m:r>
+            </m:e>
+          </m:d>
           <m:r>
-            <m:t xml:space="preserve">u_s†(p)u_r(p) = 2E_p δ_sr,    v_s†(p)v_r(p) = 2E_p δ_sr,    u_s†(p)v_r(−p) = 0,    v_s†(−p)u_r(p) = 0</m:t>
+            <m:t xml:space="preserve">=</m:t>
+          </m:r>
+          <m:sSub>
+            <m:e>
+              <m:r>
+                <m:t xml:space="preserve">2E</m:t>
+              </m:r>
+            </m:e>
+            <m:sub>
+              <m:r>
+                <m:t xml:space="preserve">p</m:t>
+              </m:r>
+            </m:sub>
+          </m:sSub>
+          <m:r>
+            <m:t xml:space="preserve"> </m:t>
+          </m:r>
+          <m:sSub>
+            <m:e>
+              <m:r>
+                <m:t xml:space="preserve">δ</m:t>
+              </m:r>
+            </m:e>
+            <m:sub>
+              <m:r>
+                <m:t xml:space="preserve">sr</m:t>
+              </m:r>
+            </m:sub>
+          </m:sSub>
+          <m:r>
+            <m:t xml:space="preserve">,</m:t>
+          </m:r>
+          <m:sSub>
+            <m:e>
+              <m:r>
+                <m:t xml:space="preserve">v</m:t>
+              </m:r>
+            </m:e>
+            <m:sub>
+              <m:r>
+                <m:t xml:space="preserve">s†</m:t>
+              </m:r>
+            </m:sub>
+          </m:sSub>
+          <m:d>
+            <m:dPr/>
+            <m:e>
+              <m:r>
+                <m:t xml:space="preserve">p</m:t>
+              </m:r>
+            </m:e>
+          </m:d>
+          <m:sSub>
+            <m:e>
+              <m:r>
+                <m:t xml:space="preserve">v</m:t>
+              </m:r>
+            </m:e>
+            <m:sub>
+              <m:r>
+                <m:t xml:space="preserve">r</m:t>
+              </m:r>
+            </m:sub>
+          </m:sSub>
+          <m:d>
+            <m:dPr/>
+            <m:e>
+              <m:r>
+                <m:t xml:space="preserve">p</m:t>
+              </m:r>
+            </m:e>
+          </m:d>
+          <m:r>
+            <m:t xml:space="preserve">=</m:t>
+          </m:r>
+          <m:sSub>
+            <m:e>
+              <m:r>
+                <m:t xml:space="preserve">2E</m:t>
+              </m:r>
+            </m:e>
+            <m:sub>
+              <m:r>
+                <m:t xml:space="preserve">p</m:t>
+              </m:r>
+            </m:sub>
+          </m:sSub>
+          <m:r>
+            <m:t xml:space="preserve"> </m:t>
+          </m:r>
+          <m:sSub>
+            <m:e>
+              <m:r>
+                <m:t xml:space="preserve">δ</m:t>
+              </m:r>
+            </m:e>
+            <m:sub>
+              <m:r>
+                <m:t xml:space="preserve">sr</m:t>
+              </m:r>
+            </m:sub>
+          </m:sSub>
+          <m:r>
+            <m:t xml:space="preserve">,</m:t>
+          </m:r>
+          <m:sSub>
+            <m:e>
+              <m:r>
+                <m:t xml:space="preserve">u</m:t>
+              </m:r>
+            </m:e>
+            <m:sub>
+              <m:r>
+                <m:t xml:space="preserve">s†</m:t>
+              </m:r>
+            </m:sub>
+          </m:sSub>
+          <m:d>
+            <m:dPr/>
+            <m:e>
+              <m:r>
+                <m:t xml:space="preserve">p</m:t>
+              </m:r>
+            </m:e>
+          </m:d>
+          <m:sSub>
+            <m:e>
+              <m:r>
+                <m:t xml:space="preserve">v</m:t>
+              </m:r>
+            </m:e>
+            <m:sub>
+              <m:r>
+                <m:t xml:space="preserve">r</m:t>
+              </m:r>
+            </m:sub>
+          </m:sSub>
+          <m:d>
+            <m:dPr/>
+            <m:e>
+              <m:r>
+                <m:t xml:space="preserve">−</m:t>
+              </m:r>
+              <m:r>
+                <m:t xml:space="preserve">p</m:t>
+              </m:r>
+            </m:e>
+          </m:d>
+          <m:r>
+            <m:t xml:space="preserve">=</m:t>
+          </m:r>
+          <m:r>
+            <m:t xml:space="preserve">0</m:t>
+          </m:r>
+          <m:r>
+            <m:t xml:space="preserve">,</m:t>
+          </m:r>
+          <m:sSub>
+            <m:e>
+              <m:r>
+                <m:t xml:space="preserve">v</m:t>
+              </m:r>
+            </m:e>
+            <m:sub>
+              <m:r>
+                <m:t xml:space="preserve">s†</m:t>
+              </m:r>
+            </m:sub>
+          </m:sSub>
+          <m:d>
+            <m:dPr/>
+            <m:e>
+              <m:r>
+                <m:t xml:space="preserve">−</m:t>
+              </m:r>
+              <m:r>
+                <m:t xml:space="preserve">p</m:t>
+              </m:r>
+            </m:e>
+          </m:d>
+          <m:sSub>
+            <m:e>
+              <m:r>
+                <m:t xml:space="preserve">u</m:t>
+              </m:r>
+            </m:e>
+            <m:sub>
+              <m:r>
+                <m:t xml:space="preserve">r</m:t>
+              </m:r>
+            </m:sub>
+          </m:sSub>
+          <m:d>
+            <m:dPr/>
+            <m:e>
+              <m:r>
+                <m:t xml:space="preserve">p</m:t>
+              </m:r>
+            </m:e>
+          </m:d>
+          <m:r>
+            <m:t xml:space="preserve">=</m:t>
+          </m:r>
+          <m:r>
+            <m:t xml:space="preserve">0</m:t>
           </m:r>
         </m:oMath>
       </m:oMathPara>
@@ -850,8 +1913,138 @@
       </w:pPr>
       <m:oMathPara>
         <m:oMath>
+          <m:sSub>
+            <m:e>
+              <m:r>
+                <m:t xml:space="preserve">Σ</m:t>
+              </m:r>
+            </m:e>
+            <m:sub>
+              <m:r>
+                <m:t xml:space="preserve">s</m:t>
+              </m:r>
+            </m:sub>
+          </m:sSub>
           <m:r>
-            <m:t xml:space="preserve">Σ_s [ u_s(p)u_s†(p) + v_s(−p)v_s†(−p) ] = 2E_p · 1</m:t>
+            <m:t xml:space="preserve"> </m:t>
+          </m:r>
+          <m:d>
+            <m:dPr>
+              <m:begChr m:val="["/>
+              <m:endChr m:val="]"/>
+            </m:dPr>
+            <m:e>
+              <m:sSub>
+                <m:e>
+                  <m:r>
+                    <m:t xml:space="preserve">u</m:t>
+                  </m:r>
+                </m:e>
+                <m:sub>
+                  <m:r>
+                    <m:t xml:space="preserve">s</m:t>
+                  </m:r>
+                </m:sub>
+              </m:sSub>
+              <m:d>
+                <m:dPr/>
+                <m:e>
+                  <m:r>
+                    <m:t xml:space="preserve">p</m:t>
+                  </m:r>
+                </m:e>
+              </m:d>
+              <m:sSub>
+                <m:e>
+                  <m:r>
+                    <m:t xml:space="preserve">u</m:t>
+                  </m:r>
+                </m:e>
+                <m:sub>
+                  <m:r>
+                    <m:t xml:space="preserve">s†</m:t>
+                  </m:r>
+                </m:sub>
+              </m:sSub>
+              <m:d>
+                <m:dPr/>
+                <m:e>
+                  <m:r>
+                    <m:t xml:space="preserve">p</m:t>
+                  </m:r>
+                </m:e>
+              </m:d>
+              <m:r>
+                <m:t xml:space="preserve">+</m:t>
+              </m:r>
+              <m:sSub>
+                <m:e>
+                  <m:r>
+                    <m:t xml:space="preserve">v</m:t>
+                  </m:r>
+                </m:e>
+                <m:sub>
+                  <m:r>
+                    <m:t xml:space="preserve">s</m:t>
+                  </m:r>
+                </m:sub>
+              </m:sSub>
+              <m:d>
+                <m:dPr/>
+                <m:e>
+                  <m:r>
+                    <m:t xml:space="preserve">−</m:t>
+                  </m:r>
+                  <m:r>
+                    <m:t xml:space="preserve">p</m:t>
+                  </m:r>
+                </m:e>
+              </m:d>
+              <m:sSub>
+                <m:e>
+                  <m:r>
+                    <m:t xml:space="preserve">v</m:t>
+                  </m:r>
+                </m:e>
+                <m:sub>
+                  <m:r>
+                    <m:t xml:space="preserve">s†</m:t>
+                  </m:r>
+                </m:sub>
+              </m:sSub>
+              <m:d>
+                <m:dPr/>
+                <m:e>
+                  <m:r>
+                    <m:t xml:space="preserve">−</m:t>
+                  </m:r>
+                  <m:r>
+                    <m:t xml:space="preserve">p</m:t>
+                  </m:r>
+                </m:e>
+              </m:d>
+            </m:e>
+          </m:d>
+          <m:r>
+            <m:t xml:space="preserve">=</m:t>
+          </m:r>
+          <m:sSub>
+            <m:e>
+              <m:r>
+                <m:t xml:space="preserve">2E</m:t>
+              </m:r>
+            </m:e>
+            <m:sub>
+              <m:r>
+                <m:t xml:space="preserve">p</m:t>
+              </m:r>
+            </m:sub>
+          </m:sSub>
+          <m:r>
+            <m:t xml:space="preserve">·</m:t>
+          </m:r>
+          <m:r>
+            <m:t xml:space="preserve">1</m:t>
           </m:r>
         </m:oMath>
       </m:oMathPara>
@@ -905,8 +2098,266 @@
       <m:oMathPara>
         <m:oMath>
           <m:r>
-            <m:t xml:space="preserve">ψ(x) = ∫ d³p/(2π)³ (2E_p)^(−1/2) Σ_s [ b_(p,s) u_s(p) e^(−ip·x) + d_(p,s)† v_s(p) e^(+ip·x) ]</m:t>
+            <m:t xml:space="preserve">ψ</m:t>
           </m:r>
+          <m:d>
+            <m:dPr/>
+            <m:e>
+              <m:r>
+                <m:t xml:space="preserve">x</m:t>
+              </m:r>
+            </m:e>
+          </m:d>
+          <m:r>
+            <m:t xml:space="preserve">=</m:t>
+          </m:r>
+          <m:r>
+            <m:t xml:space="preserve">∫</m:t>
+          </m:r>
+          <m:r>
+            <m:t xml:space="preserve"> </m:t>
+          </m:r>
+          <m:f>
+            <m:num>
+              <m:sSup>
+                <m:e>
+                  <m:r>
+                    <m:t xml:space="preserve">d</m:t>
+                  </m:r>
+                </m:e>
+                <m:sup>
+                  <m:r>
+                    <m:t xml:space="preserve">3</m:t>
+                  </m:r>
+                </m:sup>
+              </m:sSup>
+              <m:r>
+                <m:t xml:space="preserve">p</m:t>
+              </m:r>
+            </m:num>
+            <m:den>
+              <m:sSup>
+                <m:e>
+                  <m:d>
+                    <m:dPr/>
+                    <m:e>
+                      <m:r>
+                        <m:t xml:space="preserve">2π</m:t>
+                      </m:r>
+                    </m:e>
+                  </m:d>
+                </m:e>
+                <m:sup>
+                  <m:r>
+                    <m:t xml:space="preserve">3</m:t>
+                  </m:r>
+                </m:sup>
+              </m:sSup>
+            </m:den>
+          </m:f>
+          <m:r>
+            <m:t xml:space="preserve"> </m:t>
+          </m:r>
+          <m:sSup>
+            <m:e>
+              <m:d>
+                <m:dPr/>
+                <m:e>
+                  <m:sSub>
+                    <m:e>
+                      <m:r>
+                        <m:t xml:space="preserve">2E</m:t>
+                      </m:r>
+                    </m:e>
+                    <m:sub>
+                      <m:r>
+                        <m:t xml:space="preserve">p</m:t>
+                      </m:r>
+                    </m:sub>
+                  </m:sSub>
+                </m:e>
+              </m:d>
+            </m:e>
+            <m:sup>
+              <m:r>
+                <m:t xml:space="preserve">−</m:t>
+              </m:r>
+              <m:f>
+                <m:num>
+                  <m:r>
+                    <m:t xml:space="preserve">1</m:t>
+                  </m:r>
+                </m:num>
+                <m:den>
+                  <m:r>
+                    <m:t xml:space="preserve">2</m:t>
+                  </m:r>
+                </m:den>
+              </m:f>
+            </m:sup>
+          </m:sSup>
+          <m:r>
+            <m:t xml:space="preserve"> </m:t>
+          </m:r>
+          <m:sSub>
+            <m:e>
+              <m:r>
+                <m:t xml:space="preserve">Σ</m:t>
+              </m:r>
+            </m:e>
+            <m:sub>
+              <m:r>
+                <m:t xml:space="preserve">s</m:t>
+              </m:r>
+            </m:sub>
+          </m:sSub>
+          <m:r>
+            <m:t xml:space="preserve"> </m:t>
+          </m:r>
+          <m:d>
+            <m:dPr>
+              <m:begChr m:val="["/>
+              <m:endChr m:val="]"/>
+            </m:dPr>
+            <m:e>
+              <m:sSub>
+                <m:e>
+                  <m:r>
+                    <m:t xml:space="preserve">b</m:t>
+                  </m:r>
+                </m:e>
+                <m:sub>
+                  <m:r>
+                    <m:t xml:space="preserve">p</m:t>
+                  </m:r>
+                  <m:r>
+                    <m:t xml:space="preserve">,</m:t>
+                  </m:r>
+                  <m:r>
+                    <m:t xml:space="preserve">s</m:t>
+                  </m:r>
+                </m:sub>
+              </m:sSub>
+              <m:r>
+                <m:t xml:space="preserve"> </m:t>
+              </m:r>
+              <m:sSub>
+                <m:e>
+                  <m:r>
+                    <m:t xml:space="preserve">u</m:t>
+                  </m:r>
+                </m:e>
+                <m:sub>
+                  <m:r>
+                    <m:t xml:space="preserve">s</m:t>
+                  </m:r>
+                </m:sub>
+              </m:sSub>
+              <m:d>
+                <m:dPr/>
+                <m:e>
+                  <m:r>
+                    <m:t xml:space="preserve">p</m:t>
+                  </m:r>
+                </m:e>
+              </m:d>
+              <m:r>
+                <m:t xml:space="preserve"> </m:t>
+              </m:r>
+              <m:sSup>
+                <m:e>
+                  <m:r>
+                    <m:t xml:space="preserve">e</m:t>
+                  </m:r>
+                </m:e>
+                <m:sup>
+                  <m:r>
+                    <m:t xml:space="preserve">−</m:t>
+                  </m:r>
+                  <m:r>
+                    <m:t xml:space="preserve">ip</m:t>
+                  </m:r>
+                  <m:r>
+                    <m:t xml:space="preserve">·</m:t>
+                  </m:r>
+                  <m:r>
+                    <m:t xml:space="preserve">x</m:t>
+                  </m:r>
+                </m:sup>
+              </m:sSup>
+              <m:r>
+                <m:t xml:space="preserve">+</m:t>
+              </m:r>
+              <m:sSub>
+                <m:e>
+                  <m:r>
+                    <m:t xml:space="preserve">d</m:t>
+                  </m:r>
+                </m:e>
+                <m:sub>
+                  <m:r>
+                    <m:t xml:space="preserve">p</m:t>
+                  </m:r>
+                  <m:r>
+                    <m:t xml:space="preserve">,</m:t>
+                  </m:r>
+                  <m:r>
+                    <m:t xml:space="preserve">s</m:t>
+                  </m:r>
+                </m:sub>
+              </m:sSub>
+              <m:r>
+                <m:t xml:space="preserve">†</m:t>
+              </m:r>
+              <m:r>
+                <m:t xml:space="preserve"> </m:t>
+              </m:r>
+              <m:sSub>
+                <m:e>
+                  <m:r>
+                    <m:t xml:space="preserve">v</m:t>
+                  </m:r>
+                </m:e>
+                <m:sub>
+                  <m:r>
+                    <m:t xml:space="preserve">s</m:t>
+                  </m:r>
+                </m:sub>
+              </m:sSub>
+              <m:d>
+                <m:dPr/>
+                <m:e>
+                  <m:r>
+                    <m:t xml:space="preserve">p</m:t>
+                  </m:r>
+                </m:e>
+              </m:d>
+              <m:r>
+                <m:t xml:space="preserve"> </m:t>
+              </m:r>
+              <m:sSup>
+                <m:e>
+                  <m:r>
+                    <m:t xml:space="preserve">e</m:t>
+                  </m:r>
+                </m:e>
+                <m:sup>
+                  <m:r>
+                    <m:t xml:space="preserve">+</m:t>
+                  </m:r>
+                  <m:r>
+                    <m:t xml:space="preserve">ip</m:t>
+                  </m:r>
+                  <m:r>
+                    <m:t xml:space="preserve">·</m:t>
+                  </m:r>
+                  <m:r>
+                    <m:t xml:space="preserve">x</m:t>
+                  </m:r>
+                </m:sup>
+              </m:sSup>
+            </m:e>
+          </m:d>
         </m:oMath>
       </m:oMathPara>
     </w:p>
@@ -918,8 +2369,266 @@
       <m:oMathPara>
         <m:oMath>
           <m:r>
-            <m:t xml:space="preserve">ψ̄(x) = ∫ d³p/(2π)³ (2E_p)^(−1/2) Σ_s [ b_(p,s)† ū_s(p) e^(+ip·x) + d_(p,s) v̄_s(p) e^(−ip·x) ]</m:t>
+            <m:t xml:space="preserve">ψ̄</m:t>
           </m:r>
+          <m:d>
+            <m:dPr/>
+            <m:e>
+              <m:r>
+                <m:t xml:space="preserve">x</m:t>
+              </m:r>
+            </m:e>
+          </m:d>
+          <m:r>
+            <m:t xml:space="preserve">=</m:t>
+          </m:r>
+          <m:r>
+            <m:t xml:space="preserve">∫</m:t>
+          </m:r>
+          <m:r>
+            <m:t xml:space="preserve"> </m:t>
+          </m:r>
+          <m:f>
+            <m:num>
+              <m:sSup>
+                <m:e>
+                  <m:r>
+                    <m:t xml:space="preserve">d</m:t>
+                  </m:r>
+                </m:e>
+                <m:sup>
+                  <m:r>
+                    <m:t xml:space="preserve">3</m:t>
+                  </m:r>
+                </m:sup>
+              </m:sSup>
+              <m:r>
+                <m:t xml:space="preserve">p</m:t>
+              </m:r>
+            </m:num>
+            <m:den>
+              <m:sSup>
+                <m:e>
+                  <m:d>
+                    <m:dPr/>
+                    <m:e>
+                      <m:r>
+                        <m:t xml:space="preserve">2π</m:t>
+                      </m:r>
+                    </m:e>
+                  </m:d>
+                </m:e>
+                <m:sup>
+                  <m:r>
+                    <m:t xml:space="preserve">3</m:t>
+                  </m:r>
+                </m:sup>
+              </m:sSup>
+            </m:den>
+          </m:f>
+          <m:r>
+            <m:t xml:space="preserve"> </m:t>
+          </m:r>
+          <m:sSup>
+            <m:e>
+              <m:d>
+                <m:dPr/>
+                <m:e>
+                  <m:sSub>
+                    <m:e>
+                      <m:r>
+                        <m:t xml:space="preserve">2E</m:t>
+                      </m:r>
+                    </m:e>
+                    <m:sub>
+                      <m:r>
+                        <m:t xml:space="preserve">p</m:t>
+                      </m:r>
+                    </m:sub>
+                  </m:sSub>
+                </m:e>
+              </m:d>
+            </m:e>
+            <m:sup>
+              <m:r>
+                <m:t xml:space="preserve">−</m:t>
+              </m:r>
+              <m:f>
+                <m:num>
+                  <m:r>
+                    <m:t xml:space="preserve">1</m:t>
+                  </m:r>
+                </m:num>
+                <m:den>
+                  <m:r>
+                    <m:t xml:space="preserve">2</m:t>
+                  </m:r>
+                </m:den>
+              </m:f>
+            </m:sup>
+          </m:sSup>
+          <m:r>
+            <m:t xml:space="preserve"> </m:t>
+          </m:r>
+          <m:sSub>
+            <m:e>
+              <m:r>
+                <m:t xml:space="preserve">Σ</m:t>
+              </m:r>
+            </m:e>
+            <m:sub>
+              <m:r>
+                <m:t xml:space="preserve">s</m:t>
+              </m:r>
+            </m:sub>
+          </m:sSub>
+          <m:r>
+            <m:t xml:space="preserve"> </m:t>
+          </m:r>
+          <m:d>
+            <m:dPr>
+              <m:begChr m:val="["/>
+              <m:endChr m:val="]"/>
+            </m:dPr>
+            <m:e>
+              <m:sSub>
+                <m:e>
+                  <m:r>
+                    <m:t xml:space="preserve">b</m:t>
+                  </m:r>
+                </m:e>
+                <m:sub>
+                  <m:r>
+                    <m:t xml:space="preserve">p</m:t>
+                  </m:r>
+                  <m:r>
+                    <m:t xml:space="preserve">,</m:t>
+                  </m:r>
+                  <m:r>
+                    <m:t xml:space="preserve">s</m:t>
+                  </m:r>
+                </m:sub>
+              </m:sSub>
+              <m:r>
+                <m:t xml:space="preserve">†</m:t>
+              </m:r>
+              <m:r>
+                <m:t xml:space="preserve"> </m:t>
+              </m:r>
+              <m:sSub>
+                <m:e>
+                  <m:r>
+                    <m:t xml:space="preserve">ū</m:t>
+                  </m:r>
+                </m:e>
+                <m:sub>
+                  <m:r>
+                    <m:t xml:space="preserve">s</m:t>
+                  </m:r>
+                </m:sub>
+              </m:sSub>
+              <m:d>
+                <m:dPr/>
+                <m:e>
+                  <m:r>
+                    <m:t xml:space="preserve">p</m:t>
+                  </m:r>
+                </m:e>
+              </m:d>
+              <m:r>
+                <m:t xml:space="preserve"> </m:t>
+              </m:r>
+              <m:sSup>
+                <m:e>
+                  <m:r>
+                    <m:t xml:space="preserve">e</m:t>
+                  </m:r>
+                </m:e>
+                <m:sup>
+                  <m:r>
+                    <m:t xml:space="preserve">+</m:t>
+                  </m:r>
+                  <m:r>
+                    <m:t xml:space="preserve">ip</m:t>
+                  </m:r>
+                  <m:r>
+                    <m:t xml:space="preserve">·</m:t>
+                  </m:r>
+                  <m:r>
+                    <m:t xml:space="preserve">x</m:t>
+                  </m:r>
+                </m:sup>
+              </m:sSup>
+              <m:r>
+                <m:t xml:space="preserve">+</m:t>
+              </m:r>
+              <m:sSub>
+                <m:e>
+                  <m:r>
+                    <m:t xml:space="preserve">d</m:t>
+                  </m:r>
+                </m:e>
+                <m:sub>
+                  <m:r>
+                    <m:t xml:space="preserve">p</m:t>
+                  </m:r>
+                  <m:r>
+                    <m:t xml:space="preserve">,</m:t>
+                  </m:r>
+                  <m:r>
+                    <m:t xml:space="preserve">s</m:t>
+                  </m:r>
+                </m:sub>
+              </m:sSub>
+              <m:r>
+                <m:t xml:space="preserve"> </m:t>
+              </m:r>
+              <m:sSub>
+                <m:e>
+                  <m:r>
+                    <m:t xml:space="preserve">v̄</m:t>
+                  </m:r>
+                </m:e>
+                <m:sub>
+                  <m:r>
+                    <m:t xml:space="preserve">s</m:t>
+                  </m:r>
+                </m:sub>
+              </m:sSub>
+              <m:d>
+                <m:dPr/>
+                <m:e>
+                  <m:r>
+                    <m:t xml:space="preserve">p</m:t>
+                  </m:r>
+                </m:e>
+              </m:d>
+              <m:r>
+                <m:t xml:space="preserve"> </m:t>
+              </m:r>
+              <m:sSup>
+                <m:e>
+                  <m:r>
+                    <m:t xml:space="preserve">e</m:t>
+                  </m:r>
+                </m:e>
+                <m:sup>
+                  <m:r>
+                    <m:t xml:space="preserve">−</m:t>
+                  </m:r>
+                  <m:r>
+                    <m:t xml:space="preserve">ip</m:t>
+                  </m:r>
+                  <m:r>
+                    <m:t xml:space="preserve">·</m:t>
+                  </m:r>
+                  <m:r>
+                    <m:t xml:space="preserve">x</m:t>
+                  </m:r>
+                </m:sup>
+              </m:sSup>
+            </m:e>
+          </m:d>
         </m:oMath>
       </m:oMathPara>
     </w:p>
@@ -956,9 +2665,312 @@
       </w:pPr>
       <m:oMathPara>
         <m:oMath>
+          <m:sSub>
+            <m:e>
+              <m:r>
+                <m:t xml:space="preserve">b</m:t>
+              </m:r>
+            </m:e>
+            <m:sub>
+              <m:r>
+                <m:t xml:space="preserve">p</m:t>
+              </m:r>
+              <m:r>
+                <m:t xml:space="preserve">,</m:t>
+              </m:r>
+              <m:r>
+                <m:t xml:space="preserve">s</m:t>
+              </m:r>
+            </m:sub>
+          </m:sSub>
           <m:r>
-            <m:t xml:space="preserve">b_(p,s) = (2E_p)^(−1/2) ∫ d³x e^(−ip·x) u_s†(p) ψ(0, x),    d_(p,s)† = (2E_p)^(−1/2) ∫ d³x e^(+ip·x) v_s†(p) ψ(0, x)</m:t>
+            <m:t xml:space="preserve">=</m:t>
           </m:r>
+          <m:sSup>
+            <m:e>
+              <m:d>
+                <m:dPr/>
+                <m:e>
+                  <m:sSub>
+                    <m:e>
+                      <m:r>
+                        <m:t xml:space="preserve">2E</m:t>
+                      </m:r>
+                    </m:e>
+                    <m:sub>
+                      <m:r>
+                        <m:t xml:space="preserve">p</m:t>
+                      </m:r>
+                    </m:sub>
+                  </m:sSub>
+                </m:e>
+              </m:d>
+            </m:e>
+            <m:sup>
+              <m:r>
+                <m:t xml:space="preserve">−</m:t>
+              </m:r>
+              <m:f>
+                <m:num>
+                  <m:r>
+                    <m:t xml:space="preserve">1</m:t>
+                  </m:r>
+                </m:num>
+                <m:den>
+                  <m:r>
+                    <m:t xml:space="preserve">2</m:t>
+                  </m:r>
+                </m:den>
+              </m:f>
+            </m:sup>
+          </m:sSup>
+          <m:r>
+            <m:t xml:space="preserve"> </m:t>
+          </m:r>
+          <m:r>
+            <m:t xml:space="preserve">∫</m:t>
+          </m:r>
+          <m:r>
+            <m:t xml:space="preserve"> </m:t>
+          </m:r>
+          <m:sSup>
+            <m:e>
+              <m:r>
+                <m:t xml:space="preserve">d</m:t>
+              </m:r>
+            </m:e>
+            <m:sup>
+              <m:r>
+                <m:t xml:space="preserve">3</m:t>
+              </m:r>
+            </m:sup>
+          </m:sSup>
+          <m:r>
+            <m:t xml:space="preserve">x</m:t>
+          </m:r>
+          <m:r>
+            <m:t xml:space="preserve"> </m:t>
+          </m:r>
+          <m:sSup>
+            <m:e>
+              <m:r>
+                <m:t xml:space="preserve">e</m:t>
+              </m:r>
+            </m:e>
+            <m:sup>
+              <m:r>
+                <m:t xml:space="preserve">−</m:t>
+              </m:r>
+              <m:r>
+                <m:t xml:space="preserve">ip</m:t>
+              </m:r>
+              <m:r>
+                <m:t xml:space="preserve">·</m:t>
+              </m:r>
+              <m:r>
+                <m:t xml:space="preserve">x</m:t>
+              </m:r>
+            </m:sup>
+          </m:sSup>
+          <m:r>
+            <m:t xml:space="preserve"> </m:t>
+          </m:r>
+          <m:sSub>
+            <m:e>
+              <m:r>
+                <m:t xml:space="preserve">u</m:t>
+              </m:r>
+            </m:e>
+            <m:sub>
+              <m:r>
+                <m:t xml:space="preserve">s†</m:t>
+              </m:r>
+            </m:sub>
+          </m:sSub>
+          <m:d>
+            <m:dPr/>
+            <m:e>
+              <m:r>
+                <m:t xml:space="preserve">p</m:t>
+              </m:r>
+            </m:e>
+          </m:d>
+          <m:r>
+            <m:t xml:space="preserve"> </m:t>
+          </m:r>
+          <m:r>
+            <m:t xml:space="preserve">ψ</m:t>
+          </m:r>
+          <m:d>
+            <m:dPr/>
+            <m:e>
+              <m:r>
+                <m:t xml:space="preserve">0</m:t>
+              </m:r>
+              <m:r>
+                <m:t xml:space="preserve">,</m:t>
+              </m:r>
+              <m:r>
+                <m:t xml:space="preserve">x</m:t>
+              </m:r>
+            </m:e>
+          </m:d>
+          <m:r>
+            <m:t xml:space="preserve">,</m:t>
+          </m:r>
+          <m:sSub>
+            <m:e>
+              <m:r>
+                <m:t xml:space="preserve">d</m:t>
+              </m:r>
+            </m:e>
+            <m:sub>
+              <m:r>
+                <m:t xml:space="preserve">p</m:t>
+              </m:r>
+              <m:r>
+                <m:t xml:space="preserve">,</m:t>
+              </m:r>
+              <m:r>
+                <m:t xml:space="preserve">s</m:t>
+              </m:r>
+            </m:sub>
+          </m:sSub>
+          <m:r>
+            <m:t xml:space="preserve">†</m:t>
+          </m:r>
+          <m:r>
+            <m:t xml:space="preserve">=</m:t>
+          </m:r>
+          <m:sSup>
+            <m:e>
+              <m:d>
+                <m:dPr/>
+                <m:e>
+                  <m:sSub>
+                    <m:e>
+                      <m:r>
+                        <m:t xml:space="preserve">2E</m:t>
+                      </m:r>
+                    </m:e>
+                    <m:sub>
+                      <m:r>
+                        <m:t xml:space="preserve">p</m:t>
+                      </m:r>
+                    </m:sub>
+                  </m:sSub>
+                </m:e>
+              </m:d>
+            </m:e>
+            <m:sup>
+              <m:r>
+                <m:t xml:space="preserve">−</m:t>
+              </m:r>
+              <m:f>
+                <m:num>
+                  <m:r>
+                    <m:t xml:space="preserve">1</m:t>
+                  </m:r>
+                </m:num>
+                <m:den>
+                  <m:r>
+                    <m:t xml:space="preserve">2</m:t>
+                  </m:r>
+                </m:den>
+              </m:f>
+            </m:sup>
+          </m:sSup>
+          <m:r>
+            <m:t xml:space="preserve"> </m:t>
+          </m:r>
+          <m:r>
+            <m:t xml:space="preserve">∫</m:t>
+          </m:r>
+          <m:r>
+            <m:t xml:space="preserve"> </m:t>
+          </m:r>
+          <m:sSup>
+            <m:e>
+              <m:r>
+                <m:t xml:space="preserve">d</m:t>
+              </m:r>
+            </m:e>
+            <m:sup>
+              <m:r>
+                <m:t xml:space="preserve">3</m:t>
+              </m:r>
+            </m:sup>
+          </m:sSup>
+          <m:r>
+            <m:t xml:space="preserve">x</m:t>
+          </m:r>
+          <m:r>
+            <m:t xml:space="preserve"> </m:t>
+          </m:r>
+          <m:sSup>
+            <m:e>
+              <m:r>
+                <m:t xml:space="preserve">e</m:t>
+              </m:r>
+            </m:e>
+            <m:sup>
+              <m:r>
+                <m:t xml:space="preserve">+</m:t>
+              </m:r>
+              <m:r>
+                <m:t xml:space="preserve">ip</m:t>
+              </m:r>
+              <m:r>
+                <m:t xml:space="preserve">·</m:t>
+              </m:r>
+              <m:r>
+                <m:t xml:space="preserve">x</m:t>
+              </m:r>
+            </m:sup>
+          </m:sSup>
+          <m:r>
+            <m:t xml:space="preserve"> </m:t>
+          </m:r>
+          <m:sSub>
+            <m:e>
+              <m:r>
+                <m:t xml:space="preserve">v</m:t>
+              </m:r>
+            </m:e>
+            <m:sub>
+              <m:r>
+                <m:t xml:space="preserve">s†</m:t>
+              </m:r>
+            </m:sub>
+          </m:sSub>
+          <m:d>
+            <m:dPr/>
+            <m:e>
+              <m:r>
+                <m:t xml:space="preserve">p</m:t>
+              </m:r>
+            </m:e>
+          </m:d>
+          <m:r>
+            <m:t xml:space="preserve"> </m:t>
+          </m:r>
+          <m:r>
+            <m:t xml:space="preserve">ψ</m:t>
+          </m:r>
+          <m:d>
+            <m:dPr/>
+            <m:e>
+              <m:r>
+                <m:t xml:space="preserve">0</m:t>
+              </m:r>
+              <m:r>
+                <m:t xml:space="preserve">,</m:t>
+              </m:r>
+              <m:r>
+                <m:t xml:space="preserve">x</m:t>
+              </m:r>
+            </m:e>
+          </m:d>
         </m:oMath>
       </m:oMathPara>
     </w:p>
@@ -980,8 +2992,367 @@
       <m:oMathPara>
         <m:oMath>
           <m:r>
-            <m:t xml:space="preserve">{b_(p,s), b_(k,r)†} = (4E_pE_k)^(−1/2) ∫∫ d³x d³y e^(−ip·x)e^(+ik·y) u_s†(p)_a u_r(k)_b {ψ_a(x), ψ_b†(y)} = (2π)³δ³(p − k)δ_sr</m:t>
+            <m:t xml:space="preserve">{</m:t>
           </m:r>
+          <m:sSub>
+            <m:e>
+              <m:r>
+                <m:t xml:space="preserve">b</m:t>
+              </m:r>
+            </m:e>
+            <m:sub>
+              <m:r>
+                <m:t xml:space="preserve">p</m:t>
+              </m:r>
+              <m:r>
+                <m:t xml:space="preserve">,</m:t>
+              </m:r>
+              <m:r>
+                <m:t xml:space="preserve">s</m:t>
+              </m:r>
+            </m:sub>
+          </m:sSub>
+          <m:r>
+            <m:t xml:space="preserve">,</m:t>
+          </m:r>
+          <m:sSub>
+            <m:e>
+              <m:r>
+                <m:t xml:space="preserve">b</m:t>
+              </m:r>
+            </m:e>
+            <m:sub>
+              <m:r>
+                <m:t xml:space="preserve">k</m:t>
+              </m:r>
+              <m:r>
+                <m:t xml:space="preserve">,</m:t>
+              </m:r>
+              <m:r>
+                <m:t xml:space="preserve">r</m:t>
+              </m:r>
+            </m:sub>
+          </m:sSub>
+          <m:r>
+            <m:t xml:space="preserve">†</m:t>
+          </m:r>
+          <m:r>
+            <m:t xml:space="preserve">}</m:t>
+          </m:r>
+          <m:r>
+            <m:t xml:space="preserve">=</m:t>
+          </m:r>
+          <m:sSup>
+            <m:e>
+              <m:d>
+                <m:dPr/>
+                <m:e>
+                  <m:sSub>
+                    <m:e>
+                      <m:r>
+                        <m:t xml:space="preserve">4E</m:t>
+                      </m:r>
+                    </m:e>
+                    <m:sub>
+                      <m:r>
+                        <m:t xml:space="preserve">p</m:t>
+                      </m:r>
+                    </m:sub>
+                  </m:sSub>
+                  <m:sSub>
+                    <m:e>
+                      <m:r>
+                        <m:t xml:space="preserve">E</m:t>
+                      </m:r>
+                    </m:e>
+                    <m:sub>
+                      <m:r>
+                        <m:t xml:space="preserve">k</m:t>
+                      </m:r>
+                    </m:sub>
+                  </m:sSub>
+                </m:e>
+              </m:d>
+            </m:e>
+            <m:sup>
+              <m:r>
+                <m:t xml:space="preserve">−</m:t>
+              </m:r>
+              <m:f>
+                <m:num>
+                  <m:r>
+                    <m:t xml:space="preserve">1</m:t>
+                  </m:r>
+                </m:num>
+                <m:den>
+                  <m:r>
+                    <m:t xml:space="preserve">2</m:t>
+                  </m:r>
+                </m:den>
+              </m:f>
+            </m:sup>
+          </m:sSup>
+          <m:r>
+            <m:t xml:space="preserve"> </m:t>
+          </m:r>
+          <m:r>
+            <m:t xml:space="preserve">∫∫</m:t>
+          </m:r>
+          <m:r>
+            <m:t xml:space="preserve"> </m:t>
+          </m:r>
+          <m:sSup>
+            <m:e>
+              <m:r>
+                <m:t xml:space="preserve">d</m:t>
+              </m:r>
+            </m:e>
+            <m:sup>
+              <m:r>
+                <m:t xml:space="preserve">3</m:t>
+              </m:r>
+            </m:sup>
+          </m:sSup>
+          <m:r>
+            <m:t xml:space="preserve">x</m:t>
+          </m:r>
+          <m:r>
+            <m:t xml:space="preserve"> </m:t>
+          </m:r>
+          <m:sSup>
+            <m:e>
+              <m:r>
+                <m:t xml:space="preserve">d</m:t>
+              </m:r>
+            </m:e>
+            <m:sup>
+              <m:r>
+                <m:t xml:space="preserve">3</m:t>
+              </m:r>
+            </m:sup>
+          </m:sSup>
+          <m:r>
+            <m:t xml:space="preserve">y</m:t>
+          </m:r>
+          <m:r>
+            <m:t xml:space="preserve"> </m:t>
+          </m:r>
+          <m:sSup>
+            <m:e>
+              <m:r>
+                <m:t xml:space="preserve">e</m:t>
+              </m:r>
+            </m:e>
+            <m:sup>
+              <m:r>
+                <m:t xml:space="preserve">−</m:t>
+              </m:r>
+              <m:r>
+                <m:t xml:space="preserve">ip</m:t>
+              </m:r>
+              <m:r>
+                <m:t xml:space="preserve">·</m:t>
+              </m:r>
+              <m:r>
+                <m:t xml:space="preserve">x</m:t>
+              </m:r>
+            </m:sup>
+          </m:sSup>
+          <m:sSup>
+            <m:e>
+              <m:r>
+                <m:t xml:space="preserve">e</m:t>
+              </m:r>
+            </m:e>
+            <m:sup>
+              <m:r>
+                <m:t xml:space="preserve">+</m:t>
+              </m:r>
+              <m:r>
+                <m:t xml:space="preserve">ik</m:t>
+              </m:r>
+              <m:r>
+                <m:t xml:space="preserve">·</m:t>
+              </m:r>
+              <m:r>
+                <m:t xml:space="preserve">y</m:t>
+              </m:r>
+            </m:sup>
+          </m:sSup>
+          <m:r>
+            <m:t xml:space="preserve"> </m:t>
+          </m:r>
+          <m:sSub>
+            <m:e>
+              <m:sSub>
+                <m:e>
+                  <m:r>
+                    <m:t xml:space="preserve">u</m:t>
+                  </m:r>
+                </m:e>
+                <m:sub>
+                  <m:r>
+                    <m:t xml:space="preserve">s†</m:t>
+                  </m:r>
+                </m:sub>
+              </m:sSub>
+              <m:d>
+                <m:dPr/>
+                <m:e>
+                  <m:r>
+                    <m:t xml:space="preserve">p</m:t>
+                  </m:r>
+                </m:e>
+              </m:d>
+            </m:e>
+            <m:sub>
+              <m:r>
+                <m:t xml:space="preserve">a</m:t>
+              </m:r>
+            </m:sub>
+          </m:sSub>
+          <m:r>
+            <m:t xml:space="preserve"> </m:t>
+          </m:r>
+          <m:sSub>
+            <m:e>
+              <m:sSub>
+                <m:e>
+                  <m:r>
+                    <m:t xml:space="preserve">u</m:t>
+                  </m:r>
+                </m:e>
+                <m:sub>
+                  <m:r>
+                    <m:t xml:space="preserve">r</m:t>
+                  </m:r>
+                </m:sub>
+              </m:sSub>
+              <m:d>
+                <m:dPr/>
+                <m:e>
+                  <m:r>
+                    <m:t xml:space="preserve">k</m:t>
+                  </m:r>
+                </m:e>
+              </m:d>
+            </m:e>
+            <m:sub>
+              <m:r>
+                <m:t xml:space="preserve">b</m:t>
+              </m:r>
+            </m:sub>
+          </m:sSub>
+          <m:r>
+            <m:t xml:space="preserve"> </m:t>
+          </m:r>
+          <m:r>
+            <m:t xml:space="preserve">{</m:t>
+          </m:r>
+          <m:sSub>
+            <m:e>
+              <m:r>
+                <m:t xml:space="preserve">ψ</m:t>
+              </m:r>
+            </m:e>
+            <m:sub>
+              <m:r>
+                <m:t xml:space="preserve">a</m:t>
+              </m:r>
+            </m:sub>
+          </m:sSub>
+          <m:d>
+            <m:dPr/>
+            <m:e>
+              <m:r>
+                <m:t xml:space="preserve">x</m:t>
+              </m:r>
+            </m:e>
+          </m:d>
+          <m:r>
+            <m:t xml:space="preserve">,</m:t>
+          </m:r>
+          <m:sSub>
+            <m:e>
+              <m:r>
+                <m:t xml:space="preserve">ψ</m:t>
+              </m:r>
+            </m:e>
+            <m:sub>
+              <m:r>
+                <m:t xml:space="preserve">b†</m:t>
+              </m:r>
+            </m:sub>
+          </m:sSub>
+          <m:d>
+            <m:dPr/>
+            <m:e>
+              <m:r>
+                <m:t xml:space="preserve">y</m:t>
+              </m:r>
+            </m:e>
+          </m:d>
+          <m:r>
+            <m:t xml:space="preserve">}</m:t>
+          </m:r>
+          <m:r>
+            <m:t xml:space="preserve">=</m:t>
+          </m:r>
+          <m:sSup>
+            <m:e>
+              <m:d>
+                <m:dPr/>
+                <m:e>
+                  <m:r>
+                    <m:t xml:space="preserve">2π</m:t>
+                  </m:r>
+                </m:e>
+              </m:d>
+            </m:e>
+            <m:sup>
+              <m:r>
+                <m:t xml:space="preserve">3</m:t>
+              </m:r>
+            </m:sup>
+          </m:sSup>
+          <m:sSup>
+            <m:e>
+              <m:r>
+                <m:t xml:space="preserve">δ</m:t>
+              </m:r>
+            </m:e>
+            <m:sup>
+              <m:r>
+                <m:t xml:space="preserve">3</m:t>
+              </m:r>
+            </m:sup>
+          </m:sSup>
+          <m:d>
+            <m:dPr/>
+            <m:e>
+              <m:r>
+                <m:t xml:space="preserve">p</m:t>
+              </m:r>
+              <m:r>
+                <m:t xml:space="preserve">−</m:t>
+              </m:r>
+              <m:r>
+                <m:t xml:space="preserve">k</m:t>
+              </m:r>
+            </m:e>
+          </m:d>
+          <m:sSub>
+            <m:e>
+              <m:r>
+                <m:t xml:space="preserve">δ</m:t>
+              </m:r>
+            </m:e>
+            <m:sub>
+              <m:r>
+                <m:t xml:space="preserve">sr</m:t>
+              </m:r>
+            </m:sub>
+          </m:sSub>
         </m:oMath>
       </m:oMathPara>
     </w:p>
@@ -998,7 +3369,191 @@
       <m:oMathPara>
         <m:oMath>
           <m:r>
-            <m:t xml:space="preserve">{b_(p,s), b_(k,r)†} = {d_(p,s), d_(k,r)†} = (2π)³ δ³(p − k) δ_sr,    all other anticommutators vanish</m:t>
+            <m:t xml:space="preserve">{</m:t>
+          </m:r>
+          <m:sSub>
+            <m:e>
+              <m:r>
+                <m:t xml:space="preserve">b</m:t>
+              </m:r>
+            </m:e>
+            <m:sub>
+              <m:r>
+                <m:t xml:space="preserve">p</m:t>
+              </m:r>
+              <m:r>
+                <m:t xml:space="preserve">,</m:t>
+              </m:r>
+              <m:r>
+                <m:t xml:space="preserve">s</m:t>
+              </m:r>
+            </m:sub>
+          </m:sSub>
+          <m:r>
+            <m:t xml:space="preserve">,</m:t>
+          </m:r>
+          <m:sSub>
+            <m:e>
+              <m:r>
+                <m:t xml:space="preserve">b</m:t>
+              </m:r>
+            </m:e>
+            <m:sub>
+              <m:r>
+                <m:t xml:space="preserve">k</m:t>
+              </m:r>
+              <m:r>
+                <m:t xml:space="preserve">,</m:t>
+              </m:r>
+              <m:r>
+                <m:t xml:space="preserve">r</m:t>
+              </m:r>
+            </m:sub>
+          </m:sSub>
+          <m:r>
+            <m:t xml:space="preserve">†</m:t>
+          </m:r>
+          <m:r>
+            <m:t xml:space="preserve">}</m:t>
+          </m:r>
+          <m:r>
+            <m:t xml:space="preserve">=</m:t>
+          </m:r>
+          <m:r>
+            <m:t xml:space="preserve">{</m:t>
+          </m:r>
+          <m:sSub>
+            <m:e>
+              <m:r>
+                <m:t xml:space="preserve">d</m:t>
+              </m:r>
+            </m:e>
+            <m:sub>
+              <m:r>
+                <m:t xml:space="preserve">p</m:t>
+              </m:r>
+              <m:r>
+                <m:t xml:space="preserve">,</m:t>
+              </m:r>
+              <m:r>
+                <m:t xml:space="preserve">s</m:t>
+              </m:r>
+            </m:sub>
+          </m:sSub>
+          <m:r>
+            <m:t xml:space="preserve">,</m:t>
+          </m:r>
+          <m:sSub>
+            <m:e>
+              <m:r>
+                <m:t xml:space="preserve">d</m:t>
+              </m:r>
+            </m:e>
+            <m:sub>
+              <m:r>
+                <m:t xml:space="preserve">k</m:t>
+              </m:r>
+              <m:r>
+                <m:t xml:space="preserve">,</m:t>
+              </m:r>
+              <m:r>
+                <m:t xml:space="preserve">r</m:t>
+              </m:r>
+            </m:sub>
+          </m:sSub>
+          <m:r>
+            <m:t xml:space="preserve">†</m:t>
+          </m:r>
+          <m:r>
+            <m:t xml:space="preserve">}</m:t>
+          </m:r>
+          <m:r>
+            <m:t xml:space="preserve">=</m:t>
+          </m:r>
+          <m:sSup>
+            <m:e>
+              <m:d>
+                <m:dPr/>
+                <m:e>
+                  <m:r>
+                    <m:t xml:space="preserve">2π</m:t>
+                  </m:r>
+                </m:e>
+              </m:d>
+            </m:e>
+            <m:sup>
+              <m:r>
+                <m:t xml:space="preserve">3</m:t>
+              </m:r>
+            </m:sup>
+          </m:sSup>
+          <m:r>
+            <m:t xml:space="preserve"> </m:t>
+          </m:r>
+          <m:sSup>
+            <m:e>
+              <m:r>
+                <m:t xml:space="preserve">δ</m:t>
+              </m:r>
+            </m:e>
+            <m:sup>
+              <m:r>
+                <m:t xml:space="preserve">3</m:t>
+              </m:r>
+            </m:sup>
+          </m:sSup>
+          <m:d>
+            <m:dPr/>
+            <m:e>
+              <m:r>
+                <m:t xml:space="preserve">p</m:t>
+              </m:r>
+              <m:r>
+                <m:t xml:space="preserve">−</m:t>
+              </m:r>
+              <m:r>
+                <m:t xml:space="preserve">k</m:t>
+              </m:r>
+            </m:e>
+          </m:d>
+          <m:r>
+            <m:t xml:space="preserve"> </m:t>
+          </m:r>
+          <m:sSub>
+            <m:e>
+              <m:r>
+                <m:t xml:space="preserve">δ</m:t>
+              </m:r>
+            </m:e>
+            <m:sub>
+              <m:r>
+                <m:t xml:space="preserve">sr</m:t>
+              </m:r>
+            </m:sub>
+          </m:sSub>
+          <m:r>
+            <m:t xml:space="preserve">,</m:t>
+          </m:r>
+          <m:r>
+            <m:t xml:space="preserve">all</m:t>
+          </m:r>
+          <m:r>
+            <m:t xml:space="preserve"> </m:t>
+          </m:r>
+          <m:r>
+            <m:t xml:space="preserve">other</m:t>
+          </m:r>
+          <m:r>
+            <m:t xml:space="preserve"> </m:t>
+          </m:r>
+          <m:r>
+            <m:t xml:space="preserve">anticommutators</m:t>
+          </m:r>
+          <m:r>
+            <m:t xml:space="preserve"> </m:t>
+          </m:r>
+          <m:r>
+            <m:t xml:space="preserve">vanish</m:t>
           </m:r>
         </m:oMath>
       </m:oMathPara>
@@ -1029,8 +3584,313 @@
       <m:oMathPara>
         <m:oMath>
           <m:r>
-            <m:t xml:space="preserve">{ψ_a(x), ψ_b†(y)} = ∫ d³p/((2π)³2E_p) Σ_s [ u_s(p)u_s†(p) + v_s(−p)v_s†(−p) ]_ab e^(ip·(x−y)) = δ_ab δ³(x − y)</m:t>
+            <m:t xml:space="preserve">{</m:t>
           </m:r>
+          <m:sSub>
+            <m:e>
+              <m:r>
+                <m:t xml:space="preserve">ψ</m:t>
+              </m:r>
+            </m:e>
+            <m:sub>
+              <m:r>
+                <m:t xml:space="preserve">a</m:t>
+              </m:r>
+            </m:sub>
+          </m:sSub>
+          <m:d>
+            <m:dPr/>
+            <m:e>
+              <m:r>
+                <m:t xml:space="preserve">x</m:t>
+              </m:r>
+            </m:e>
+          </m:d>
+          <m:r>
+            <m:t xml:space="preserve">,</m:t>
+          </m:r>
+          <m:sSub>
+            <m:e>
+              <m:r>
+                <m:t xml:space="preserve">ψ</m:t>
+              </m:r>
+            </m:e>
+            <m:sub>
+              <m:r>
+                <m:t xml:space="preserve">b†</m:t>
+              </m:r>
+            </m:sub>
+          </m:sSub>
+          <m:d>
+            <m:dPr/>
+            <m:e>
+              <m:r>
+                <m:t xml:space="preserve">y</m:t>
+              </m:r>
+            </m:e>
+          </m:d>
+          <m:r>
+            <m:t xml:space="preserve">}</m:t>
+          </m:r>
+          <m:r>
+            <m:t xml:space="preserve">=</m:t>
+          </m:r>
+          <m:r>
+            <m:t xml:space="preserve">∫</m:t>
+          </m:r>
+          <m:r>
+            <m:t xml:space="preserve"> </m:t>
+          </m:r>
+          <m:f>
+            <m:num>
+              <m:sSup>
+                <m:e>
+                  <m:r>
+                    <m:t xml:space="preserve">d</m:t>
+                  </m:r>
+                </m:e>
+                <m:sup>
+                  <m:r>
+                    <m:t xml:space="preserve">3</m:t>
+                  </m:r>
+                </m:sup>
+              </m:sSup>
+              <m:r>
+                <m:t xml:space="preserve">p</m:t>
+              </m:r>
+            </m:num>
+            <m:den>
+              <m:sSup>
+                <m:e>
+                  <m:d>
+                    <m:dPr/>
+                    <m:e>
+                      <m:r>
+                        <m:t xml:space="preserve">2π</m:t>
+                      </m:r>
+                    </m:e>
+                  </m:d>
+                </m:e>
+                <m:sup>
+                  <m:r>
+                    <m:t xml:space="preserve">3</m:t>
+                  </m:r>
+                </m:sup>
+              </m:sSup>
+              <m:sSub>
+                <m:e>
+                  <m:r>
+                    <m:t xml:space="preserve">2E</m:t>
+                  </m:r>
+                </m:e>
+                <m:sub>
+                  <m:r>
+                    <m:t xml:space="preserve">p</m:t>
+                  </m:r>
+                </m:sub>
+              </m:sSub>
+            </m:den>
+          </m:f>
+          <m:r>
+            <m:t xml:space="preserve"> </m:t>
+          </m:r>
+          <m:sSub>
+            <m:e>
+              <m:r>
+                <m:t xml:space="preserve">Σ</m:t>
+              </m:r>
+            </m:e>
+            <m:sub>
+              <m:r>
+                <m:t xml:space="preserve">s</m:t>
+              </m:r>
+            </m:sub>
+          </m:sSub>
+          <m:r>
+            <m:t xml:space="preserve"> </m:t>
+          </m:r>
+          <m:sSub>
+            <m:e>
+              <m:d>
+                <m:dPr>
+                  <m:begChr m:val="["/>
+                  <m:endChr m:val="]"/>
+                </m:dPr>
+                <m:e>
+                  <m:sSub>
+                    <m:e>
+                      <m:r>
+                        <m:t xml:space="preserve">u</m:t>
+                      </m:r>
+                    </m:e>
+                    <m:sub>
+                      <m:r>
+                        <m:t xml:space="preserve">s</m:t>
+                      </m:r>
+                    </m:sub>
+                  </m:sSub>
+                  <m:d>
+                    <m:dPr/>
+                    <m:e>
+                      <m:r>
+                        <m:t xml:space="preserve">p</m:t>
+                      </m:r>
+                    </m:e>
+                  </m:d>
+                  <m:sSub>
+                    <m:e>
+                      <m:r>
+                        <m:t xml:space="preserve">u</m:t>
+                      </m:r>
+                    </m:e>
+                    <m:sub>
+                      <m:r>
+                        <m:t xml:space="preserve">s†</m:t>
+                      </m:r>
+                    </m:sub>
+                  </m:sSub>
+                  <m:d>
+                    <m:dPr/>
+                    <m:e>
+                      <m:r>
+                        <m:t xml:space="preserve">p</m:t>
+                      </m:r>
+                    </m:e>
+                  </m:d>
+                  <m:r>
+                    <m:t xml:space="preserve">+</m:t>
+                  </m:r>
+                  <m:sSub>
+                    <m:e>
+                      <m:r>
+                        <m:t xml:space="preserve">v</m:t>
+                      </m:r>
+                    </m:e>
+                    <m:sub>
+                      <m:r>
+                        <m:t xml:space="preserve">s</m:t>
+                      </m:r>
+                    </m:sub>
+                  </m:sSub>
+                  <m:d>
+                    <m:dPr/>
+                    <m:e>
+                      <m:r>
+                        <m:t xml:space="preserve">−</m:t>
+                      </m:r>
+                      <m:r>
+                        <m:t xml:space="preserve">p</m:t>
+                      </m:r>
+                    </m:e>
+                  </m:d>
+                  <m:sSub>
+                    <m:e>
+                      <m:r>
+                        <m:t xml:space="preserve">v</m:t>
+                      </m:r>
+                    </m:e>
+                    <m:sub>
+                      <m:r>
+                        <m:t xml:space="preserve">s†</m:t>
+                      </m:r>
+                    </m:sub>
+                  </m:sSub>
+                  <m:d>
+                    <m:dPr/>
+                    <m:e>
+                      <m:r>
+                        <m:t xml:space="preserve">−</m:t>
+                      </m:r>
+                      <m:r>
+                        <m:t xml:space="preserve">p</m:t>
+                      </m:r>
+                    </m:e>
+                  </m:d>
+                </m:e>
+              </m:d>
+            </m:e>
+            <m:sub>
+              <m:r>
+                <m:t xml:space="preserve">ab</m:t>
+              </m:r>
+            </m:sub>
+          </m:sSub>
+          <m:r>
+            <m:t xml:space="preserve"> </m:t>
+          </m:r>
+          <m:sSup>
+            <m:e>
+              <m:r>
+                <m:t xml:space="preserve">e</m:t>
+              </m:r>
+            </m:e>
+            <m:sup>
+              <m:r>
+                <m:t xml:space="preserve">ip</m:t>
+              </m:r>
+              <m:r>
+                <m:t xml:space="preserve">·</m:t>
+              </m:r>
+              <m:d>
+                <m:dPr/>
+                <m:e>
+                  <m:r>
+                    <m:t xml:space="preserve">x</m:t>
+                  </m:r>
+                  <m:r>
+                    <m:t xml:space="preserve">−</m:t>
+                  </m:r>
+                  <m:r>
+                    <m:t xml:space="preserve">y</m:t>
+                  </m:r>
+                </m:e>
+              </m:d>
+            </m:sup>
+          </m:sSup>
+          <m:r>
+            <m:t xml:space="preserve">=</m:t>
+          </m:r>
+          <m:sSub>
+            <m:e>
+              <m:r>
+                <m:t xml:space="preserve">δ</m:t>
+              </m:r>
+            </m:e>
+            <m:sub>
+              <m:r>
+                <m:t xml:space="preserve">ab</m:t>
+              </m:r>
+            </m:sub>
+          </m:sSub>
+          <m:r>
+            <m:t xml:space="preserve"> </m:t>
+          </m:r>
+          <m:sSup>
+            <m:e>
+              <m:r>
+                <m:t xml:space="preserve">δ</m:t>
+              </m:r>
+            </m:e>
+            <m:sup>
+              <m:r>
+                <m:t xml:space="preserve">3</m:t>
+              </m:r>
+            </m:sup>
+          </m:sSup>
+          <m:d>
+            <m:dPr/>
+            <m:e>
+              <m:r>
+                <m:t xml:space="preserve">x</m:t>
+              </m:r>
+              <m:r>
+                <m:t xml:space="preserve">−</m:t>
+              </m:r>
+              <m:r>
+                <m:t xml:space="preserve">y</m:t>
+              </m:r>
+            </m:e>
+          </m:d>
         </m:oMath>
       </m:oMathPara>
     </w:p>
@@ -1068,8 +3928,174 @@
       <m:oMathPara>
         <m:oMath>
           <m:r>
-            <m:t xml:space="preserve">H = ∫ d³p/(2π)³ E_p Σ_s [ b_(p,s)†b_(p,s) − d_(p,s)d_(p,s)† ]</m:t>
+            <m:t xml:space="preserve">H</m:t>
           </m:r>
+          <m:r>
+            <m:t xml:space="preserve">=</m:t>
+          </m:r>
+          <m:r>
+            <m:t xml:space="preserve">∫</m:t>
+          </m:r>
+          <m:r>
+            <m:t xml:space="preserve"> </m:t>
+          </m:r>
+          <m:f>
+            <m:num>
+              <m:sSup>
+                <m:e>
+                  <m:r>
+                    <m:t xml:space="preserve">d</m:t>
+                  </m:r>
+                </m:e>
+                <m:sup>
+                  <m:r>
+                    <m:t xml:space="preserve">3</m:t>
+                  </m:r>
+                </m:sup>
+              </m:sSup>
+              <m:r>
+                <m:t xml:space="preserve">p</m:t>
+              </m:r>
+            </m:num>
+            <m:den>
+              <m:sSup>
+                <m:e>
+                  <m:d>
+                    <m:dPr/>
+                    <m:e>
+                      <m:r>
+                        <m:t xml:space="preserve">2π</m:t>
+                      </m:r>
+                    </m:e>
+                  </m:d>
+                </m:e>
+                <m:sup>
+                  <m:r>
+                    <m:t xml:space="preserve">3</m:t>
+                  </m:r>
+                </m:sup>
+              </m:sSup>
+            </m:den>
+          </m:f>
+          <m:r>
+            <m:t xml:space="preserve"> </m:t>
+          </m:r>
+          <m:sSub>
+            <m:e>
+              <m:r>
+                <m:t xml:space="preserve">E</m:t>
+              </m:r>
+            </m:e>
+            <m:sub>
+              <m:r>
+                <m:t xml:space="preserve">p</m:t>
+              </m:r>
+            </m:sub>
+          </m:sSub>
+          <m:r>
+            <m:t xml:space="preserve"> </m:t>
+          </m:r>
+          <m:sSub>
+            <m:e>
+              <m:r>
+                <m:t xml:space="preserve">Σ</m:t>
+              </m:r>
+            </m:e>
+            <m:sub>
+              <m:r>
+                <m:t xml:space="preserve">s</m:t>
+              </m:r>
+            </m:sub>
+          </m:sSub>
+          <m:r>
+            <m:t xml:space="preserve"> </m:t>
+          </m:r>
+          <m:d>
+            <m:dPr>
+              <m:begChr m:val="["/>
+              <m:endChr m:val="]"/>
+            </m:dPr>
+            <m:e>
+              <m:sSub>
+                <m:e>
+                  <m:r>
+                    <m:t xml:space="preserve">b</m:t>
+                  </m:r>
+                </m:e>
+                <m:sub>
+                  <m:r>
+                    <m:t xml:space="preserve">p</m:t>
+                  </m:r>
+                  <m:r>
+                    <m:t xml:space="preserve">,</m:t>
+                  </m:r>
+                  <m:r>
+                    <m:t xml:space="preserve">s</m:t>
+                  </m:r>
+                </m:sub>
+              </m:sSub>
+              <m:sSub>
+                <m:e>
+                  <m:r>
+                    <m:t xml:space="preserve">†b</m:t>
+                  </m:r>
+                </m:e>
+                <m:sub>
+                  <m:r>
+                    <m:t xml:space="preserve">p</m:t>
+                  </m:r>
+                  <m:r>
+                    <m:t xml:space="preserve">,</m:t>
+                  </m:r>
+                  <m:r>
+                    <m:t xml:space="preserve">s</m:t>
+                  </m:r>
+                </m:sub>
+              </m:sSub>
+              <m:r>
+                <m:t xml:space="preserve">−</m:t>
+              </m:r>
+              <m:sSub>
+                <m:e>
+                  <m:r>
+                    <m:t xml:space="preserve">d</m:t>
+                  </m:r>
+                </m:e>
+                <m:sub>
+                  <m:r>
+                    <m:t xml:space="preserve">p</m:t>
+                  </m:r>
+                  <m:r>
+                    <m:t xml:space="preserve">,</m:t>
+                  </m:r>
+                  <m:r>
+                    <m:t xml:space="preserve">s</m:t>
+                  </m:r>
+                </m:sub>
+              </m:sSub>
+              <m:sSub>
+                <m:e>
+                  <m:r>
+                    <m:t xml:space="preserve">d</m:t>
+                  </m:r>
+                </m:e>
+                <m:sub>
+                  <m:r>
+                    <m:t xml:space="preserve">p</m:t>
+                  </m:r>
+                  <m:r>
+                    <m:t xml:space="preserve">,</m:t>
+                  </m:r>
+                  <m:r>
+                    <m:t xml:space="preserve">s</m:t>
+                  </m:r>
+                </m:sub>
+              </m:sSub>
+              <m:r>
+                <m:t xml:space="preserve">†</m:t>
+              </m:r>
+            </m:e>
+          </m:d>
         </m:oMath>
       </m:oMathPara>
     </w:p>
@@ -1086,8 +4112,239 @@
       <m:oMathPara>
         <m:oMath>
           <m:r>
-            <m:t xml:space="preserve">H = ∫ d³p/(2π)³ E_p Σ_s [ b_(p,s)†b_(p,s) + d_(p,s)†d_(p,s) ] − 2 ∫ d³p E_p δ³(0)</m:t>
+            <m:t xml:space="preserve">H</m:t>
           </m:r>
+          <m:r>
+            <m:t xml:space="preserve">=</m:t>
+          </m:r>
+          <m:r>
+            <m:t xml:space="preserve">∫</m:t>
+          </m:r>
+          <m:r>
+            <m:t xml:space="preserve"> </m:t>
+          </m:r>
+          <m:f>
+            <m:num>
+              <m:sSup>
+                <m:e>
+                  <m:r>
+                    <m:t xml:space="preserve">d</m:t>
+                  </m:r>
+                </m:e>
+                <m:sup>
+                  <m:r>
+                    <m:t xml:space="preserve">3</m:t>
+                  </m:r>
+                </m:sup>
+              </m:sSup>
+              <m:r>
+                <m:t xml:space="preserve">p</m:t>
+              </m:r>
+            </m:num>
+            <m:den>
+              <m:sSup>
+                <m:e>
+                  <m:d>
+                    <m:dPr/>
+                    <m:e>
+                      <m:r>
+                        <m:t xml:space="preserve">2π</m:t>
+                      </m:r>
+                    </m:e>
+                  </m:d>
+                </m:e>
+                <m:sup>
+                  <m:r>
+                    <m:t xml:space="preserve">3</m:t>
+                  </m:r>
+                </m:sup>
+              </m:sSup>
+            </m:den>
+          </m:f>
+          <m:r>
+            <m:t xml:space="preserve"> </m:t>
+          </m:r>
+          <m:sSub>
+            <m:e>
+              <m:r>
+                <m:t xml:space="preserve">E</m:t>
+              </m:r>
+            </m:e>
+            <m:sub>
+              <m:r>
+                <m:t xml:space="preserve">p</m:t>
+              </m:r>
+            </m:sub>
+          </m:sSub>
+          <m:r>
+            <m:t xml:space="preserve"> </m:t>
+          </m:r>
+          <m:sSub>
+            <m:e>
+              <m:r>
+                <m:t xml:space="preserve">Σ</m:t>
+              </m:r>
+            </m:e>
+            <m:sub>
+              <m:r>
+                <m:t xml:space="preserve">s</m:t>
+              </m:r>
+            </m:sub>
+          </m:sSub>
+          <m:r>
+            <m:t xml:space="preserve"> </m:t>
+          </m:r>
+          <m:d>
+            <m:dPr>
+              <m:begChr m:val="["/>
+              <m:endChr m:val="]"/>
+            </m:dPr>
+            <m:e>
+              <m:sSub>
+                <m:e>
+                  <m:r>
+                    <m:t xml:space="preserve">b</m:t>
+                  </m:r>
+                </m:e>
+                <m:sub>
+                  <m:r>
+                    <m:t xml:space="preserve">p</m:t>
+                  </m:r>
+                  <m:r>
+                    <m:t xml:space="preserve">,</m:t>
+                  </m:r>
+                  <m:r>
+                    <m:t xml:space="preserve">s</m:t>
+                  </m:r>
+                </m:sub>
+              </m:sSub>
+              <m:sSub>
+                <m:e>
+                  <m:r>
+                    <m:t xml:space="preserve">†b</m:t>
+                  </m:r>
+                </m:e>
+                <m:sub>
+                  <m:r>
+                    <m:t xml:space="preserve">p</m:t>
+                  </m:r>
+                  <m:r>
+                    <m:t xml:space="preserve">,</m:t>
+                  </m:r>
+                  <m:r>
+                    <m:t xml:space="preserve">s</m:t>
+                  </m:r>
+                </m:sub>
+              </m:sSub>
+              <m:r>
+                <m:t xml:space="preserve">+</m:t>
+              </m:r>
+              <m:sSub>
+                <m:e>
+                  <m:r>
+                    <m:t xml:space="preserve">d</m:t>
+                  </m:r>
+                </m:e>
+                <m:sub>
+                  <m:r>
+                    <m:t xml:space="preserve">p</m:t>
+                  </m:r>
+                  <m:r>
+                    <m:t xml:space="preserve">,</m:t>
+                  </m:r>
+                  <m:r>
+                    <m:t xml:space="preserve">s</m:t>
+                  </m:r>
+                </m:sub>
+              </m:sSub>
+              <m:sSub>
+                <m:e>
+                  <m:r>
+                    <m:t xml:space="preserve">†d</m:t>
+                  </m:r>
+                </m:e>
+                <m:sub>
+                  <m:r>
+                    <m:t xml:space="preserve">p</m:t>
+                  </m:r>
+                  <m:r>
+                    <m:t xml:space="preserve">,</m:t>
+                  </m:r>
+                  <m:r>
+                    <m:t xml:space="preserve">s</m:t>
+                  </m:r>
+                </m:sub>
+              </m:sSub>
+            </m:e>
+          </m:d>
+          <m:r>
+            <m:t xml:space="preserve">−</m:t>
+          </m:r>
+          <m:r>
+            <m:t xml:space="preserve">2</m:t>
+          </m:r>
+          <m:r>
+            <m:t xml:space="preserve"> </m:t>
+          </m:r>
+          <m:r>
+            <m:t xml:space="preserve">∫</m:t>
+          </m:r>
+          <m:r>
+            <m:t xml:space="preserve"> </m:t>
+          </m:r>
+          <m:sSup>
+            <m:e>
+              <m:r>
+                <m:t xml:space="preserve">d</m:t>
+              </m:r>
+            </m:e>
+            <m:sup>
+              <m:r>
+                <m:t xml:space="preserve">3</m:t>
+              </m:r>
+            </m:sup>
+          </m:sSup>
+          <m:r>
+            <m:t xml:space="preserve">p</m:t>
+          </m:r>
+          <m:r>
+            <m:t xml:space="preserve"> </m:t>
+          </m:r>
+          <m:sSub>
+            <m:e>
+              <m:r>
+                <m:t xml:space="preserve">E</m:t>
+              </m:r>
+            </m:e>
+            <m:sub>
+              <m:r>
+                <m:t xml:space="preserve">p</m:t>
+              </m:r>
+            </m:sub>
+          </m:sSub>
+          <m:r>
+            <m:t xml:space="preserve"> </m:t>
+          </m:r>
+          <m:sSup>
+            <m:e>
+              <m:r>
+                <m:t xml:space="preserve">δ</m:t>
+              </m:r>
+            </m:e>
+            <m:sup>
+              <m:r>
+                <m:t xml:space="preserve">3</m:t>
+              </m:r>
+            </m:sup>
+          </m:sSup>
+          <m:d>
+            <m:dPr/>
+            <m:e>
+              <m:r>
+                <m:t xml:space="preserve">0</m:t>
+              </m:r>
+            </m:e>
+          </m:d>
         </m:oMath>
       </m:oMathPara>
     </w:p>
@@ -1126,8 +4383,168 @@
       <m:oMathPara>
         <m:oMath>
           <m:r>
-            <m:t xml:space="preserve">H = ∫ d³p/(2π)³ E_p Σ_s ( b_(p,s)†b_(p,s) + d_(p,s)†d_(p,s) )</m:t>
+            <m:t xml:space="preserve">H</m:t>
           </m:r>
+          <m:r>
+            <m:t xml:space="preserve">=</m:t>
+          </m:r>
+          <m:r>
+            <m:t xml:space="preserve">∫</m:t>
+          </m:r>
+          <m:r>
+            <m:t xml:space="preserve"> </m:t>
+          </m:r>
+          <m:f>
+            <m:num>
+              <m:sSup>
+                <m:e>
+                  <m:r>
+                    <m:t xml:space="preserve">d</m:t>
+                  </m:r>
+                </m:e>
+                <m:sup>
+                  <m:r>
+                    <m:t xml:space="preserve">3</m:t>
+                  </m:r>
+                </m:sup>
+              </m:sSup>
+              <m:r>
+                <m:t xml:space="preserve">p</m:t>
+              </m:r>
+            </m:num>
+            <m:den>
+              <m:sSup>
+                <m:e>
+                  <m:d>
+                    <m:dPr/>
+                    <m:e>
+                      <m:r>
+                        <m:t xml:space="preserve">2π</m:t>
+                      </m:r>
+                    </m:e>
+                  </m:d>
+                </m:e>
+                <m:sup>
+                  <m:r>
+                    <m:t xml:space="preserve">3</m:t>
+                  </m:r>
+                </m:sup>
+              </m:sSup>
+            </m:den>
+          </m:f>
+          <m:r>
+            <m:t xml:space="preserve"> </m:t>
+          </m:r>
+          <m:sSub>
+            <m:e>
+              <m:r>
+                <m:t xml:space="preserve">E</m:t>
+              </m:r>
+            </m:e>
+            <m:sub>
+              <m:r>
+                <m:t xml:space="preserve">p</m:t>
+              </m:r>
+            </m:sub>
+          </m:sSub>
+          <m:r>
+            <m:t xml:space="preserve"> </m:t>
+          </m:r>
+          <m:sSub>
+            <m:e>
+              <m:r>
+                <m:t xml:space="preserve">Σ</m:t>
+              </m:r>
+            </m:e>
+            <m:sub>
+              <m:r>
+                <m:t xml:space="preserve">s</m:t>
+              </m:r>
+            </m:sub>
+          </m:sSub>
+          <m:r>
+            <m:t xml:space="preserve"> </m:t>
+          </m:r>
+          <m:d>
+            <m:dPr/>
+            <m:e>
+              <m:sSub>
+                <m:e>
+                  <m:r>
+                    <m:t xml:space="preserve">b</m:t>
+                  </m:r>
+                </m:e>
+                <m:sub>
+                  <m:r>
+                    <m:t xml:space="preserve">p</m:t>
+                  </m:r>
+                  <m:r>
+                    <m:t xml:space="preserve">,</m:t>
+                  </m:r>
+                  <m:r>
+                    <m:t xml:space="preserve">s</m:t>
+                  </m:r>
+                </m:sub>
+              </m:sSub>
+              <m:sSub>
+                <m:e>
+                  <m:r>
+                    <m:t xml:space="preserve">†b</m:t>
+                  </m:r>
+                </m:e>
+                <m:sub>
+                  <m:r>
+                    <m:t xml:space="preserve">p</m:t>
+                  </m:r>
+                  <m:r>
+                    <m:t xml:space="preserve">,</m:t>
+                  </m:r>
+                  <m:r>
+                    <m:t xml:space="preserve">s</m:t>
+                  </m:r>
+                </m:sub>
+              </m:sSub>
+              <m:r>
+                <m:t xml:space="preserve">+</m:t>
+              </m:r>
+              <m:sSub>
+                <m:e>
+                  <m:r>
+                    <m:t xml:space="preserve">d</m:t>
+                  </m:r>
+                </m:e>
+                <m:sub>
+                  <m:r>
+                    <m:t xml:space="preserve">p</m:t>
+                  </m:r>
+                  <m:r>
+                    <m:t xml:space="preserve">,</m:t>
+                  </m:r>
+                  <m:r>
+                    <m:t xml:space="preserve">s</m:t>
+                  </m:r>
+                </m:sub>
+              </m:sSub>
+              <m:sSub>
+                <m:e>
+                  <m:r>
+                    <m:t xml:space="preserve">†d</m:t>
+                  </m:r>
+                </m:e>
+                <m:sub>
+                  <m:r>
+                    <m:t xml:space="preserve">p</m:t>
+                  </m:r>
+                  <m:r>
+                    <m:t xml:space="preserve">,</m:t>
+                  </m:r>
+                  <m:r>
+                    <m:t xml:space="preserve">s</m:t>
+                  </m:r>
+                </m:sub>
+              </m:sSub>
+            </m:e>
+          </m:d>
         </m:oMath>
       </m:oMathPara>
     </w:p>
@@ -1170,8 +4587,159 @@
       <m:oMathPara>
         <m:oMath>
           <m:r>
-            <m:t xml:space="preserve">P = ∫ d³p/(2π)³ p Σ_s ( b_(p,s)†b_(p,s) + d_(p,s)†d_(p,s) )</m:t>
+            <m:t xml:space="preserve">P</m:t>
           </m:r>
+          <m:r>
+            <m:t xml:space="preserve">=</m:t>
+          </m:r>
+          <m:r>
+            <m:t xml:space="preserve">∫</m:t>
+          </m:r>
+          <m:r>
+            <m:t xml:space="preserve"> </m:t>
+          </m:r>
+          <m:f>
+            <m:num>
+              <m:sSup>
+                <m:e>
+                  <m:r>
+                    <m:t xml:space="preserve">d</m:t>
+                  </m:r>
+                </m:e>
+                <m:sup>
+                  <m:r>
+                    <m:t xml:space="preserve">3</m:t>
+                  </m:r>
+                </m:sup>
+              </m:sSup>
+              <m:r>
+                <m:t xml:space="preserve">p</m:t>
+              </m:r>
+            </m:num>
+            <m:den>
+              <m:sSup>
+                <m:e>
+                  <m:d>
+                    <m:dPr/>
+                    <m:e>
+                      <m:r>
+                        <m:t xml:space="preserve">2π</m:t>
+                      </m:r>
+                    </m:e>
+                  </m:d>
+                </m:e>
+                <m:sup>
+                  <m:r>
+                    <m:t xml:space="preserve">3</m:t>
+                  </m:r>
+                </m:sup>
+              </m:sSup>
+            </m:den>
+          </m:f>
+          <m:r>
+            <m:t xml:space="preserve"> </m:t>
+          </m:r>
+          <m:r>
+            <m:t xml:space="preserve">p</m:t>
+          </m:r>
+          <m:r>
+            <m:t xml:space="preserve"> </m:t>
+          </m:r>
+          <m:sSub>
+            <m:e>
+              <m:r>
+                <m:t xml:space="preserve">Σ</m:t>
+              </m:r>
+            </m:e>
+            <m:sub>
+              <m:r>
+                <m:t xml:space="preserve">s</m:t>
+              </m:r>
+            </m:sub>
+          </m:sSub>
+          <m:r>
+            <m:t xml:space="preserve"> </m:t>
+          </m:r>
+          <m:d>
+            <m:dPr/>
+            <m:e>
+              <m:sSub>
+                <m:e>
+                  <m:r>
+                    <m:t xml:space="preserve">b</m:t>
+                  </m:r>
+                </m:e>
+                <m:sub>
+                  <m:r>
+                    <m:t xml:space="preserve">p</m:t>
+                  </m:r>
+                  <m:r>
+                    <m:t xml:space="preserve">,</m:t>
+                  </m:r>
+                  <m:r>
+                    <m:t xml:space="preserve">s</m:t>
+                  </m:r>
+                </m:sub>
+              </m:sSub>
+              <m:sSub>
+                <m:e>
+                  <m:r>
+                    <m:t xml:space="preserve">†b</m:t>
+                  </m:r>
+                </m:e>
+                <m:sub>
+                  <m:r>
+                    <m:t xml:space="preserve">p</m:t>
+                  </m:r>
+                  <m:r>
+                    <m:t xml:space="preserve">,</m:t>
+                  </m:r>
+                  <m:r>
+                    <m:t xml:space="preserve">s</m:t>
+                  </m:r>
+                </m:sub>
+              </m:sSub>
+              <m:r>
+                <m:t xml:space="preserve">+</m:t>
+              </m:r>
+              <m:sSub>
+                <m:e>
+                  <m:r>
+                    <m:t xml:space="preserve">d</m:t>
+                  </m:r>
+                </m:e>
+                <m:sub>
+                  <m:r>
+                    <m:t xml:space="preserve">p</m:t>
+                  </m:r>
+                  <m:r>
+                    <m:t xml:space="preserve">,</m:t>
+                  </m:r>
+                  <m:r>
+                    <m:t xml:space="preserve">s</m:t>
+                  </m:r>
+                </m:sub>
+              </m:sSub>
+              <m:sSub>
+                <m:e>
+                  <m:r>
+                    <m:t xml:space="preserve">†d</m:t>
+                  </m:r>
+                </m:e>
+                <m:sub>
+                  <m:r>
+                    <m:t xml:space="preserve">p</m:t>
+                  </m:r>
+                  <m:r>
+                    <m:t xml:space="preserve">,</m:t>
+                  </m:r>
+                  <m:r>
+                    <m:t xml:space="preserve">s</m:t>
+                  </m:r>
+                </m:sub>
+              </m:sSub>
+            </m:e>
+          </m:d>
         </m:oMath>
       </m:oMathPara>
     </w:p>
@@ -1188,8 +4756,210 @@
       <m:oMathPara>
         <m:oMath>
           <m:r>
-            <m:t xml:space="preserve">∫ d³x :ψ†ψ: = ∫ d³p/(2π)³ Σ_s ( b_(p,s)†b_(p,s) − d_(p,s)†d_(p,s) ) = N_b − N_d</m:t>
+            <m:t xml:space="preserve">∫</m:t>
           </m:r>
+          <m:r>
+            <m:t xml:space="preserve"> </m:t>
+          </m:r>
+          <m:sSup>
+            <m:e>
+              <m:r>
+                <m:t xml:space="preserve">d</m:t>
+              </m:r>
+            </m:e>
+            <m:sup>
+              <m:r>
+                <m:t xml:space="preserve">3</m:t>
+              </m:r>
+            </m:sup>
+          </m:sSup>
+          <m:r>
+            <m:t xml:space="preserve">x</m:t>
+          </m:r>
+          <m:r>
+            <m:t xml:space="preserve">:</m:t>
+          </m:r>
+          <m:r>
+            <m:t xml:space="preserve">ψ†ψ</m:t>
+          </m:r>
+          <m:r>
+            <m:t xml:space="preserve">:</m:t>
+          </m:r>
+          <m:r>
+            <m:t xml:space="preserve">=</m:t>
+          </m:r>
+          <m:r>
+            <m:t xml:space="preserve">∫</m:t>
+          </m:r>
+          <m:r>
+            <m:t xml:space="preserve"> </m:t>
+          </m:r>
+          <m:f>
+            <m:num>
+              <m:sSup>
+                <m:e>
+                  <m:r>
+                    <m:t xml:space="preserve">d</m:t>
+                  </m:r>
+                </m:e>
+                <m:sup>
+                  <m:r>
+                    <m:t xml:space="preserve">3</m:t>
+                  </m:r>
+                </m:sup>
+              </m:sSup>
+              <m:r>
+                <m:t xml:space="preserve">p</m:t>
+              </m:r>
+            </m:num>
+            <m:den>
+              <m:sSup>
+                <m:e>
+                  <m:d>
+                    <m:dPr/>
+                    <m:e>
+                      <m:r>
+                        <m:t xml:space="preserve">2π</m:t>
+                      </m:r>
+                    </m:e>
+                  </m:d>
+                </m:e>
+                <m:sup>
+                  <m:r>
+                    <m:t xml:space="preserve">3</m:t>
+                  </m:r>
+                </m:sup>
+              </m:sSup>
+            </m:den>
+          </m:f>
+          <m:r>
+            <m:t xml:space="preserve"> </m:t>
+          </m:r>
+          <m:sSub>
+            <m:e>
+              <m:r>
+                <m:t xml:space="preserve">Σ</m:t>
+              </m:r>
+            </m:e>
+            <m:sub>
+              <m:r>
+                <m:t xml:space="preserve">s</m:t>
+              </m:r>
+            </m:sub>
+          </m:sSub>
+          <m:r>
+            <m:t xml:space="preserve"> </m:t>
+          </m:r>
+          <m:d>
+            <m:dPr/>
+            <m:e>
+              <m:sSub>
+                <m:e>
+                  <m:r>
+                    <m:t xml:space="preserve">b</m:t>
+                  </m:r>
+                </m:e>
+                <m:sub>
+                  <m:r>
+                    <m:t xml:space="preserve">p</m:t>
+                  </m:r>
+                  <m:r>
+                    <m:t xml:space="preserve">,</m:t>
+                  </m:r>
+                  <m:r>
+                    <m:t xml:space="preserve">s</m:t>
+                  </m:r>
+                </m:sub>
+              </m:sSub>
+              <m:sSub>
+                <m:e>
+                  <m:r>
+                    <m:t xml:space="preserve">†b</m:t>
+                  </m:r>
+                </m:e>
+                <m:sub>
+                  <m:r>
+                    <m:t xml:space="preserve">p</m:t>
+                  </m:r>
+                  <m:r>
+                    <m:t xml:space="preserve">,</m:t>
+                  </m:r>
+                  <m:r>
+                    <m:t xml:space="preserve">s</m:t>
+                  </m:r>
+                </m:sub>
+              </m:sSub>
+              <m:r>
+                <m:t xml:space="preserve">−</m:t>
+              </m:r>
+              <m:sSub>
+                <m:e>
+                  <m:r>
+                    <m:t xml:space="preserve">d</m:t>
+                  </m:r>
+                </m:e>
+                <m:sub>
+                  <m:r>
+                    <m:t xml:space="preserve">p</m:t>
+                  </m:r>
+                  <m:r>
+                    <m:t xml:space="preserve">,</m:t>
+                  </m:r>
+                  <m:r>
+                    <m:t xml:space="preserve">s</m:t>
+                  </m:r>
+                </m:sub>
+              </m:sSub>
+              <m:sSub>
+                <m:e>
+                  <m:r>
+                    <m:t xml:space="preserve">†d</m:t>
+                  </m:r>
+                </m:e>
+                <m:sub>
+                  <m:r>
+                    <m:t xml:space="preserve">p</m:t>
+                  </m:r>
+                  <m:r>
+                    <m:t xml:space="preserve">,</m:t>
+                  </m:r>
+                  <m:r>
+                    <m:t xml:space="preserve">s</m:t>
+                  </m:r>
+                </m:sub>
+              </m:sSub>
+            </m:e>
+          </m:d>
+          <m:r>
+            <m:t xml:space="preserve">=</m:t>
+          </m:r>
+          <m:sSub>
+            <m:e>
+              <m:r>
+                <m:t xml:space="preserve">N</m:t>
+              </m:r>
+            </m:e>
+            <m:sub>
+              <m:r>
+                <m:t xml:space="preserve">b</m:t>
+              </m:r>
+            </m:sub>
+          </m:sSub>
+          <m:r>
+            <m:t xml:space="preserve">−</m:t>
+          </m:r>
+          <m:sSub>
+            <m:e>
+              <m:r>
+                <m:t xml:space="preserve">N</m:t>
+              </m:r>
+            </m:e>
+            <m:sub>
+              <m:r>
+                <m:t xml:space="preserve">d</m:t>
+              </m:r>
+            </m:sub>
+          </m:sSub>
         </m:oMath>
       </m:oMathPara>
     </w:p>
@@ -1206,7 +4976,120 @@
       <m:oMathPara>
         <m:oMath>
           <m:r>
-            <m:t xml:space="preserve">Q = q ∫ d³x :ψ†ψ: = q (N_b − N_d),    q = −e for the electron</m:t>
+            <m:t xml:space="preserve">Q</m:t>
+          </m:r>
+          <m:r>
+            <m:t xml:space="preserve">=</m:t>
+          </m:r>
+          <m:r>
+            <m:t xml:space="preserve">q</m:t>
+          </m:r>
+          <m:r>
+            <m:t xml:space="preserve"> </m:t>
+          </m:r>
+          <m:r>
+            <m:t xml:space="preserve">∫</m:t>
+          </m:r>
+          <m:r>
+            <m:t xml:space="preserve"> </m:t>
+          </m:r>
+          <m:sSup>
+            <m:e>
+              <m:r>
+                <m:t xml:space="preserve">d</m:t>
+              </m:r>
+            </m:e>
+            <m:sup>
+              <m:r>
+                <m:t xml:space="preserve">3</m:t>
+              </m:r>
+            </m:sup>
+          </m:sSup>
+          <m:r>
+            <m:t xml:space="preserve">x</m:t>
+          </m:r>
+          <m:r>
+            <m:t xml:space="preserve">:</m:t>
+          </m:r>
+          <m:r>
+            <m:t xml:space="preserve">ψ†ψ</m:t>
+          </m:r>
+          <m:r>
+            <m:t xml:space="preserve">:</m:t>
+          </m:r>
+          <m:r>
+            <m:t xml:space="preserve">=</m:t>
+          </m:r>
+          <m:r>
+            <m:t xml:space="preserve">q</m:t>
+          </m:r>
+          <m:r>
+            <m:t xml:space="preserve"> </m:t>
+          </m:r>
+          <m:d>
+            <m:dPr/>
+            <m:e>
+              <m:sSub>
+                <m:e>
+                  <m:r>
+                    <m:t xml:space="preserve">N</m:t>
+                  </m:r>
+                </m:e>
+                <m:sub>
+                  <m:r>
+                    <m:t xml:space="preserve">b</m:t>
+                  </m:r>
+                </m:sub>
+              </m:sSub>
+              <m:r>
+                <m:t xml:space="preserve">−</m:t>
+              </m:r>
+              <m:sSub>
+                <m:e>
+                  <m:r>
+                    <m:t xml:space="preserve">N</m:t>
+                  </m:r>
+                </m:e>
+                <m:sub>
+                  <m:r>
+                    <m:t xml:space="preserve">d</m:t>
+                  </m:r>
+                </m:sub>
+              </m:sSub>
+            </m:e>
+          </m:d>
+          <m:r>
+            <m:t xml:space="preserve">,</m:t>
+          </m:r>
+          <m:r>
+            <m:t xml:space="preserve">q</m:t>
+          </m:r>
+          <m:r>
+            <m:t xml:space="preserve">=</m:t>
+          </m:r>
+          <m:r>
+            <m:t xml:space="preserve">−</m:t>
+          </m:r>
+          <m:r>
+            <m:t xml:space="preserve">e</m:t>
+          </m:r>
+          <m:r>
+            <m:t xml:space="preserve"> </m:t>
+          </m:r>
+          <m:r>
+            <m:t xml:space="preserve">for</m:t>
+          </m:r>
+          <m:r>
+            <m:t xml:space="preserve"> </m:t>
+          </m:r>
+          <m:r>
+            <m:t xml:space="preserve">the</m:t>
+          </m:r>
+          <m:r>
+            <m:t xml:space="preserve"> </m:t>
+          </m:r>
+          <m:r>
+            <m:t xml:space="preserve">electron</m:t>
           </m:r>
         </m:oMath>
       </m:oMathPara>
@@ -1286,8 +5169,160 @@
       <m:oMathPara>
         <m:oMath>
           <m:r>
-            <m:t xml:space="preserve">|p, s⟩ = √(2E_p) b_(p,s)†|0⟩ (electron),    |p̄, s⟩ = √(2E_p) d_(p,s)†|0⟩ (positron)</m:t>
+            <m:t xml:space="preserve">|</m:t>
           </m:r>
+          <m:r>
+            <m:t xml:space="preserve">p</m:t>
+          </m:r>
+          <m:r>
+            <m:t xml:space="preserve">,</m:t>
+          </m:r>
+          <m:r>
+            <m:t xml:space="preserve">s⟩</m:t>
+          </m:r>
+          <m:r>
+            <m:t xml:space="preserve">=</m:t>
+          </m:r>
+          <m:r>
+            <m:t xml:space="preserve">√</m:t>
+          </m:r>
+          <m:d>
+            <m:dPr/>
+            <m:e>
+              <m:sSub>
+                <m:e>
+                  <m:r>
+                    <m:t xml:space="preserve">2E</m:t>
+                  </m:r>
+                </m:e>
+                <m:sub>
+                  <m:r>
+                    <m:t xml:space="preserve">p</m:t>
+                  </m:r>
+                </m:sub>
+              </m:sSub>
+            </m:e>
+          </m:d>
+          <m:r>
+            <m:t xml:space="preserve"> </m:t>
+          </m:r>
+          <m:sSub>
+            <m:e>
+              <m:r>
+                <m:t xml:space="preserve">b</m:t>
+              </m:r>
+            </m:e>
+            <m:sub>
+              <m:r>
+                <m:t xml:space="preserve">p</m:t>
+              </m:r>
+              <m:r>
+                <m:t xml:space="preserve">,</m:t>
+              </m:r>
+              <m:r>
+                <m:t xml:space="preserve">s</m:t>
+              </m:r>
+            </m:sub>
+          </m:sSub>
+          <m:r>
+            <m:t xml:space="preserve">†</m:t>
+          </m:r>
+          <m:r>
+            <m:t xml:space="preserve">|</m:t>
+          </m:r>
+          <m:r>
+            <m:t xml:space="preserve">0⟩</m:t>
+          </m:r>
+          <m:r>
+            <m:t xml:space="preserve"> </m:t>
+          </m:r>
+          <m:d>
+            <m:dPr/>
+            <m:e>
+              <m:r>
+                <m:t xml:space="preserve">electron</m:t>
+              </m:r>
+            </m:e>
+          </m:d>
+          <m:r>
+            <m:t xml:space="preserve">,</m:t>
+          </m:r>
+          <m:r>
+            <m:t xml:space="preserve">|</m:t>
+          </m:r>
+          <m:r>
+            <m:t xml:space="preserve">p̄</m:t>
+          </m:r>
+          <m:r>
+            <m:t xml:space="preserve">,</m:t>
+          </m:r>
+          <m:r>
+            <m:t xml:space="preserve">s⟩</m:t>
+          </m:r>
+          <m:r>
+            <m:t xml:space="preserve">=</m:t>
+          </m:r>
+          <m:r>
+            <m:t xml:space="preserve">√</m:t>
+          </m:r>
+          <m:d>
+            <m:dPr/>
+            <m:e>
+              <m:sSub>
+                <m:e>
+                  <m:r>
+                    <m:t xml:space="preserve">2E</m:t>
+                  </m:r>
+                </m:e>
+                <m:sub>
+                  <m:r>
+                    <m:t xml:space="preserve">p</m:t>
+                  </m:r>
+                </m:sub>
+              </m:sSub>
+            </m:e>
+          </m:d>
+          <m:r>
+            <m:t xml:space="preserve"> </m:t>
+          </m:r>
+          <m:sSub>
+            <m:e>
+              <m:r>
+                <m:t xml:space="preserve">d</m:t>
+              </m:r>
+            </m:e>
+            <m:sub>
+              <m:r>
+                <m:t xml:space="preserve">p</m:t>
+              </m:r>
+              <m:r>
+                <m:t xml:space="preserve">,</m:t>
+              </m:r>
+              <m:r>
+                <m:t xml:space="preserve">s</m:t>
+              </m:r>
+            </m:sub>
+          </m:sSub>
+          <m:r>
+            <m:t xml:space="preserve">†</m:t>
+          </m:r>
+          <m:r>
+            <m:t xml:space="preserve">|</m:t>
+          </m:r>
+          <m:r>
+            <m:t xml:space="preserve">0⟩</m:t>
+          </m:r>
+          <m:r>
+            <m:t xml:space="preserve"> </m:t>
+          </m:r>
+          <m:d>
+            <m:dPr/>
+            <m:e>
+              <m:r>
+                <m:t xml:space="preserve">positron</m:t>
+              </m:r>
+            </m:e>
+          </m:d>
         </m:oMath>
       </m:oMathPara>
     </w:p>
@@ -1304,8 +5339,160 @@
       <m:oMathPara>
         <m:oMath>
           <m:r>
-            <m:t xml:space="preserve">⟨0|ψ(x)|p, s⟩ = u_s(p) e^(−ip·x),    ⟨0|ψ̄(x)|p̄, s⟩ = v̄_s(p) e^(−ip·x)</m:t>
+            <m:t xml:space="preserve">⟨0</m:t>
           </m:r>
+          <m:r>
+            <m:t xml:space="preserve">|</m:t>
+          </m:r>
+          <m:r>
+            <m:t xml:space="preserve">ψ</m:t>
+          </m:r>
+          <m:d>
+            <m:dPr/>
+            <m:e>
+              <m:r>
+                <m:t xml:space="preserve">x</m:t>
+              </m:r>
+            </m:e>
+          </m:d>
+          <m:r>
+            <m:t xml:space="preserve">|</m:t>
+          </m:r>
+          <m:r>
+            <m:t xml:space="preserve">p</m:t>
+          </m:r>
+          <m:r>
+            <m:t xml:space="preserve">,</m:t>
+          </m:r>
+          <m:r>
+            <m:t xml:space="preserve">s⟩</m:t>
+          </m:r>
+          <m:r>
+            <m:t xml:space="preserve">=</m:t>
+          </m:r>
+          <m:sSub>
+            <m:e>
+              <m:r>
+                <m:t xml:space="preserve">u</m:t>
+              </m:r>
+            </m:e>
+            <m:sub>
+              <m:r>
+                <m:t xml:space="preserve">s</m:t>
+              </m:r>
+            </m:sub>
+          </m:sSub>
+          <m:d>
+            <m:dPr/>
+            <m:e>
+              <m:r>
+                <m:t xml:space="preserve">p</m:t>
+              </m:r>
+            </m:e>
+          </m:d>
+          <m:r>
+            <m:t xml:space="preserve"> </m:t>
+          </m:r>
+          <m:sSup>
+            <m:e>
+              <m:r>
+                <m:t xml:space="preserve">e</m:t>
+              </m:r>
+            </m:e>
+            <m:sup>
+              <m:r>
+                <m:t xml:space="preserve">−</m:t>
+              </m:r>
+              <m:r>
+                <m:t xml:space="preserve">ip</m:t>
+              </m:r>
+              <m:r>
+                <m:t xml:space="preserve">·</m:t>
+              </m:r>
+              <m:r>
+                <m:t xml:space="preserve">x</m:t>
+              </m:r>
+            </m:sup>
+          </m:sSup>
+          <m:r>
+            <m:t xml:space="preserve">,</m:t>
+          </m:r>
+          <m:r>
+            <m:t xml:space="preserve">⟨0</m:t>
+          </m:r>
+          <m:r>
+            <m:t xml:space="preserve">|</m:t>
+          </m:r>
+          <m:r>
+            <m:t xml:space="preserve">ψ̄</m:t>
+          </m:r>
+          <m:d>
+            <m:dPr/>
+            <m:e>
+              <m:r>
+                <m:t xml:space="preserve">x</m:t>
+              </m:r>
+            </m:e>
+          </m:d>
+          <m:r>
+            <m:t xml:space="preserve">|</m:t>
+          </m:r>
+          <m:r>
+            <m:t xml:space="preserve">p̄</m:t>
+          </m:r>
+          <m:r>
+            <m:t xml:space="preserve">,</m:t>
+          </m:r>
+          <m:r>
+            <m:t xml:space="preserve">s⟩</m:t>
+          </m:r>
+          <m:r>
+            <m:t xml:space="preserve">=</m:t>
+          </m:r>
+          <m:sSub>
+            <m:e>
+              <m:r>
+                <m:t xml:space="preserve">v̄</m:t>
+              </m:r>
+            </m:e>
+            <m:sub>
+              <m:r>
+                <m:t xml:space="preserve">s</m:t>
+              </m:r>
+            </m:sub>
+          </m:sSub>
+          <m:d>
+            <m:dPr/>
+            <m:e>
+              <m:r>
+                <m:t xml:space="preserve">p</m:t>
+              </m:r>
+            </m:e>
+          </m:d>
+          <m:r>
+            <m:t xml:space="preserve"> </m:t>
+          </m:r>
+          <m:sSup>
+            <m:e>
+              <m:r>
+                <m:t xml:space="preserve">e</m:t>
+              </m:r>
+            </m:e>
+            <m:sup>
+              <m:r>
+                <m:t xml:space="preserve">−</m:t>
+              </m:r>
+              <m:r>
+                <m:t xml:space="preserve">ip</m:t>
+              </m:r>
+              <m:r>
+                <m:t xml:space="preserve">·</m:t>
+              </m:r>
+              <m:r>
+                <m:t xml:space="preserve">x</m:t>
+              </m:r>
+            </m:sup>
+          </m:sSup>
         </m:oMath>
       </m:oMathPara>
     </w:p>
@@ -1672,7 +5859,173 @@
       <m:oMathPara>
         <m:oMath>
           <m:r>
-            <m:t xml:space="preserve">H = ∫ d³p/(2π)³ E_p Σ_s ( b_(p,s)†b_(p,s) − d_(p,s)†d_(p,s) ) + const</m:t>
+            <m:t xml:space="preserve">H</m:t>
+          </m:r>
+          <m:r>
+            <m:t xml:space="preserve">=</m:t>
+          </m:r>
+          <m:r>
+            <m:t xml:space="preserve">∫</m:t>
+          </m:r>
+          <m:r>
+            <m:t xml:space="preserve"> </m:t>
+          </m:r>
+          <m:f>
+            <m:num>
+              <m:sSup>
+                <m:e>
+                  <m:r>
+                    <m:t xml:space="preserve">d</m:t>
+                  </m:r>
+                </m:e>
+                <m:sup>
+                  <m:r>
+                    <m:t xml:space="preserve">3</m:t>
+                  </m:r>
+                </m:sup>
+              </m:sSup>
+              <m:r>
+                <m:t xml:space="preserve">p</m:t>
+              </m:r>
+            </m:num>
+            <m:den>
+              <m:sSup>
+                <m:e>
+                  <m:d>
+                    <m:dPr/>
+                    <m:e>
+                      <m:r>
+                        <m:t xml:space="preserve">2π</m:t>
+                      </m:r>
+                    </m:e>
+                  </m:d>
+                </m:e>
+                <m:sup>
+                  <m:r>
+                    <m:t xml:space="preserve">3</m:t>
+                  </m:r>
+                </m:sup>
+              </m:sSup>
+            </m:den>
+          </m:f>
+          <m:r>
+            <m:t xml:space="preserve"> </m:t>
+          </m:r>
+          <m:sSub>
+            <m:e>
+              <m:r>
+                <m:t xml:space="preserve">E</m:t>
+              </m:r>
+            </m:e>
+            <m:sub>
+              <m:r>
+                <m:t xml:space="preserve">p</m:t>
+              </m:r>
+            </m:sub>
+          </m:sSub>
+          <m:r>
+            <m:t xml:space="preserve"> </m:t>
+          </m:r>
+          <m:sSub>
+            <m:e>
+              <m:r>
+                <m:t xml:space="preserve">Σ</m:t>
+              </m:r>
+            </m:e>
+            <m:sub>
+              <m:r>
+                <m:t xml:space="preserve">s</m:t>
+              </m:r>
+            </m:sub>
+          </m:sSub>
+          <m:r>
+            <m:t xml:space="preserve"> </m:t>
+          </m:r>
+          <m:d>
+            <m:dPr/>
+            <m:e>
+              <m:sSub>
+                <m:e>
+                  <m:r>
+                    <m:t xml:space="preserve">b</m:t>
+                  </m:r>
+                </m:e>
+                <m:sub>
+                  <m:r>
+                    <m:t xml:space="preserve">p</m:t>
+                  </m:r>
+                  <m:r>
+                    <m:t xml:space="preserve">,</m:t>
+                  </m:r>
+                  <m:r>
+                    <m:t xml:space="preserve">s</m:t>
+                  </m:r>
+                </m:sub>
+              </m:sSub>
+              <m:sSub>
+                <m:e>
+                  <m:r>
+                    <m:t xml:space="preserve">†b</m:t>
+                  </m:r>
+                </m:e>
+                <m:sub>
+                  <m:r>
+                    <m:t xml:space="preserve">p</m:t>
+                  </m:r>
+                  <m:r>
+                    <m:t xml:space="preserve">,</m:t>
+                  </m:r>
+                  <m:r>
+                    <m:t xml:space="preserve">s</m:t>
+                  </m:r>
+                </m:sub>
+              </m:sSub>
+              <m:r>
+                <m:t xml:space="preserve">−</m:t>
+              </m:r>
+              <m:sSub>
+                <m:e>
+                  <m:r>
+                    <m:t xml:space="preserve">d</m:t>
+                  </m:r>
+                </m:e>
+                <m:sub>
+                  <m:r>
+                    <m:t xml:space="preserve">p</m:t>
+                  </m:r>
+                  <m:r>
+                    <m:t xml:space="preserve">,</m:t>
+                  </m:r>
+                  <m:r>
+                    <m:t xml:space="preserve">s</m:t>
+                  </m:r>
+                </m:sub>
+              </m:sSub>
+              <m:sSub>
+                <m:e>
+                  <m:r>
+                    <m:t xml:space="preserve">†d</m:t>
+                  </m:r>
+                </m:e>
+                <m:sub>
+                  <m:r>
+                    <m:t xml:space="preserve">p</m:t>
+                  </m:r>
+                  <m:r>
+                    <m:t xml:space="preserve">,</m:t>
+                  </m:r>
+                  <m:r>
+                    <m:t xml:space="preserve">s</m:t>
+                  </m:r>
+                </m:sub>
+              </m:sSub>
+            </m:e>
+          </m:d>
+          <m:r>
+            <m:t xml:space="preserve">+</m:t>
+          </m:r>
+          <m:r>
+            <m:t xml:space="preserve">const</m:t>
           </m:r>
         </m:oMath>
       </m:oMathPara>
